--- a/public/docxFiles/PD71/PD71_characteristics.docx
+++ b/public/docxFiles/PD71/PD71_characteristics.docx
@@ -29,11 +29,7 @@
         <w:pStyle w:val="NoSpacing"/>
         <w:jc w:val="center"/>
         <w:rPr>
-          <w:rFonts w:ascii="Times New Roman" w:hAnsi="Times New Roman" w:cs="Times New Roman"/>
-          <w:b/>
-          <w:bCs/>
-          <w:sz w:val="36"/>
-          <w:szCs w:val="36"/>
+          <w:color w:val="000000"/>
         </w:rPr>
       </w:pPr>
       <w:r>
@@ -41,6 +37,7 @@
           <w:rFonts w:cs="Times New Roman" w:ascii="Times New Roman" w:hAnsi="Times New Roman"/>
           <w:b/>
           <w:bCs/>
+          <w:color w:val="000000"/>
           <w:sz w:val="36"/>
           <w:szCs w:val="36"/>
         </w:rPr>
@@ -58,6 +55,7 @@
         <w:jc w:val="start"/>
         <w:rPr>
           <w:rFonts w:ascii="Times New Roman" w:hAnsi="Times New Roman" w:cs="Times New Roman"/>
+          <w:color w:val="000000"/>
           <w:sz w:val="28"/>
           <w:szCs w:val="28"/>
         </w:rPr>
@@ -65,6 +63,7 @@
       <w:r>
         <w:rPr>
           <w:rFonts w:cs="Times New Roman" w:ascii="Times New Roman" w:hAnsi="Times New Roman"/>
+          <w:color w:val="000000"/>
           <w:sz w:val="28"/>
           <w:szCs w:val="28"/>
         </w:rPr>
@@ -75,7 +74,7 @@
         <w:tblStyle w:val="a4"/>
         <w:tblW w:w="10200" w:type="dxa"/>
         <w:jc w:val="start"/>
-        <w:tblInd w:w="-8" w:type="dxa"/>
+        <w:tblInd w:w="-7" w:type="dxa"/>
         <w:tblLayout w:type="fixed"/>
         <w:tblCellMar>
           <w:top w:w="0" w:type="dxa"/>
@@ -86,8 +85,8 @@
         <w:tblLook w:noHBand="0" w:noVBand="1" w:firstColumn="1" w:lastRow="0" w:lastColumn="0" w:firstRow="1" w:val="04a0"/>
       </w:tblPr>
       <w:tblGrid>
-        <w:gridCol w:w="7083"/>
-        <w:gridCol w:w="3117"/>
+        <w:gridCol w:w="7082"/>
+        <w:gridCol w:w="3118"/>
       </w:tblGrid>
       <w:tr>
         <w:trPr/>
@@ -96,10 +95,10 @@
             <w:tcW w:w="10200" w:type="dxa"/>
             <w:gridSpan w:val="2"/>
             <w:tcBorders>
-              <w:top w:val="single" w:sz="10" w:space="0" w:color="FFFFFF"/>
-              <w:start w:val="single" w:sz="10" w:space="0" w:color="FFFFFF"/>
-              <w:bottom w:val="single" w:sz="10" w:space="0" w:color="FFFFFF"/>
-              <w:end w:val="single" w:sz="10" w:space="0" w:color="FFFFFF"/>
+              <w:top w:val="single" w:sz="10" w:space="0" w:color="000000"/>
+              <w:start w:val="single" w:sz="10" w:space="0" w:color="000000"/>
+              <w:bottom w:val="single" w:sz="10" w:space="0" w:color="000000"/>
+              <w:end w:val="single" w:sz="10" w:space="0" w:color="000000"/>
             </w:tcBorders>
             <w:vAlign w:val="center"/>
           </w:tcPr>
@@ -111,14 +110,14 @@
               <w:spacing w:before="171" w:after="171"/>
               <w:jc w:val="center"/>
               <w:rPr>
-                <w:highlight w:val="none"/>
-                <w:shd w:fill="auto" w:val="clear"/>
+                <w:color w:val="000000"/>
               </w:rPr>
             </w:pPr>
             <w:r>
               <w:rPr>
                 <w:rFonts w:eastAsia="Calibri" w:cs="Times New Roman" w:ascii="Times New Roman" w:hAnsi="Times New Roman"/>
                 <w:b/>
+                <w:color w:val="000000"/>
                 <w:kern w:val="0"/>
                 <w:sz w:val="26"/>
                 <w:szCs w:val="26"/>
@@ -134,12 +133,12 @@
         <w:trPr/>
         <w:tc>
           <w:tcPr>
-            <w:tcW w:w="7083" w:type="dxa"/>
-            <w:tcBorders>
-              <w:top w:val="single" w:sz="10" w:space="0" w:color="FFFFFF"/>
-              <w:start w:val="single" w:sz="10" w:space="0" w:color="FFFFFF"/>
-              <w:bottom w:val="single" w:sz="10" w:space="0" w:color="FFFFFF"/>
-              <w:end w:val="single" w:sz="10" w:space="0" w:color="FFFFFF"/>
+            <w:tcW w:w="7082" w:type="dxa"/>
+            <w:tcBorders>
+              <w:top w:val="single" w:sz="10" w:space="0" w:color="000000"/>
+              <w:start w:val="single" w:sz="10" w:space="0" w:color="000000"/>
+              <w:bottom w:val="single" w:sz="10" w:space="0" w:color="000000"/>
+              <w:end w:val="single" w:sz="10" w:space="0" w:color="000000"/>
             </w:tcBorders>
           </w:tcPr>
           <w:p>
@@ -150,13 +149,13 @@
               <w:spacing w:before="57" w:after="57"/>
               <w:jc w:val="start"/>
               <w:rPr>
-                <w:highlight w:val="none"/>
-                <w:shd w:fill="auto" w:val="clear"/>
+                <w:color w:val="000000"/>
               </w:rPr>
             </w:pPr>
             <w:r>
               <w:rPr>
                 <w:rFonts w:eastAsia="Times New Roman" w:cs="Times New Roman" w:ascii="Times New Roman" w:hAnsi="Times New Roman"/>
+                <w:color w:val="000000"/>
                 <w:kern w:val="0"/>
                 <w:sz w:val="26"/>
                 <w:szCs w:val="26"/>
@@ -169,12 +168,12 @@
         </w:tc>
         <w:tc>
           <w:tcPr>
-            <w:tcW w:w="3117" w:type="dxa"/>
-            <w:tcBorders>
-              <w:top w:val="single" w:sz="10" w:space="0" w:color="FFFFFF"/>
-              <w:start w:val="single" w:sz="10" w:space="0" w:color="FFFFFF"/>
-              <w:bottom w:val="single" w:sz="10" w:space="0" w:color="FFFFFF"/>
-              <w:end w:val="single" w:sz="10" w:space="0" w:color="FFFFFF"/>
+            <w:tcW w:w="3118" w:type="dxa"/>
+            <w:tcBorders>
+              <w:top w:val="single" w:sz="10" w:space="0" w:color="000000"/>
+              <w:start w:val="single" w:sz="10" w:space="0" w:color="000000"/>
+              <w:bottom w:val="single" w:sz="10" w:space="0" w:color="000000"/>
+              <w:end w:val="single" w:sz="10" w:space="0" w:color="000000"/>
             </w:tcBorders>
           </w:tcPr>
           <w:p>
@@ -185,14 +184,14 @@
               <w:spacing w:before="57" w:after="57"/>
               <w:jc w:val="end"/>
               <w:rPr>
-                <w:highlight w:val="none"/>
-                <w:shd w:fill="auto" w:val="clear"/>
+                <w:color w:val="000000"/>
               </w:rPr>
             </w:pPr>
             <w:r>
               <w:rPr>
                 <w:rFonts w:eastAsia="Times New Roman" w:cs="Times New Roman" w:ascii="Times New Roman" w:hAnsi="Times New Roman"/>
                 <w:bCs/>
+                <w:color w:val="000000"/>
                 <w:kern w:val="0"/>
                 <w:sz w:val="26"/>
                 <w:szCs w:val="26"/>
@@ -208,12 +207,12 @@
         <w:trPr/>
         <w:tc>
           <w:tcPr>
-            <w:tcW w:w="7083" w:type="dxa"/>
-            <w:tcBorders>
-              <w:top w:val="single" w:sz="10" w:space="0" w:color="FFFFFF"/>
-              <w:start w:val="single" w:sz="10" w:space="0" w:color="FFFFFF"/>
-              <w:bottom w:val="single" w:sz="10" w:space="0" w:color="FFFFFF"/>
-              <w:end w:val="single" w:sz="10" w:space="0" w:color="FFFFFF"/>
+            <w:tcW w:w="7082" w:type="dxa"/>
+            <w:tcBorders>
+              <w:top w:val="single" w:sz="10" w:space="0" w:color="000000"/>
+              <w:start w:val="single" w:sz="10" w:space="0" w:color="000000"/>
+              <w:bottom w:val="single" w:sz="10" w:space="0" w:color="000000"/>
+              <w:end w:val="single" w:sz="10" w:space="0" w:color="000000"/>
             </w:tcBorders>
           </w:tcPr>
           <w:p>
@@ -224,13 +223,13 @@
               <w:spacing w:before="57" w:after="57"/>
               <w:jc w:val="start"/>
               <w:rPr>
-                <w:highlight w:val="none"/>
-                <w:shd w:fill="auto" w:val="clear"/>
+                <w:color w:val="000000"/>
               </w:rPr>
             </w:pPr>
             <w:r>
               <w:rPr>
                 <w:rFonts w:eastAsia="Times New Roman" w:cs="Times New Roman" w:ascii="Times New Roman" w:hAnsi="Times New Roman"/>
+                <w:color w:val="000000"/>
                 <w:kern w:val="0"/>
                 <w:sz w:val="26"/>
                 <w:szCs w:val="26"/>
@@ -243,12 +242,12 @@
         </w:tc>
         <w:tc>
           <w:tcPr>
-            <w:tcW w:w="3117" w:type="dxa"/>
-            <w:tcBorders>
-              <w:top w:val="single" w:sz="10" w:space="0" w:color="FFFFFF"/>
-              <w:start w:val="single" w:sz="10" w:space="0" w:color="FFFFFF"/>
-              <w:bottom w:val="single" w:sz="10" w:space="0" w:color="FFFFFF"/>
-              <w:end w:val="single" w:sz="10" w:space="0" w:color="FFFFFF"/>
+            <w:tcW w:w="3118" w:type="dxa"/>
+            <w:tcBorders>
+              <w:top w:val="single" w:sz="10" w:space="0" w:color="000000"/>
+              <w:start w:val="single" w:sz="10" w:space="0" w:color="000000"/>
+              <w:bottom w:val="single" w:sz="10" w:space="0" w:color="000000"/>
+              <w:end w:val="single" w:sz="10" w:space="0" w:color="000000"/>
             </w:tcBorders>
           </w:tcPr>
           <w:p>
@@ -259,13 +258,13 @@
               <w:spacing w:before="57" w:after="57"/>
               <w:jc w:val="end"/>
               <w:rPr>
-                <w:highlight w:val="none"/>
-                <w:shd w:fill="auto" w:val="clear"/>
-              </w:rPr>
-            </w:pPr>
-            <w:r>
-              <w:rPr>
-                <w:rFonts w:eastAsia="Calibri" w:cs="Times New Roman" w:ascii="Times New Roman" w:hAnsi="Times New Roman"/>
+                <w:color w:val="000000"/>
+              </w:rPr>
+            </w:pPr>
+            <w:r>
+              <w:rPr>
+                <w:rFonts w:eastAsia="Calibri" w:cs="Times New Roman" w:ascii="Times New Roman" w:hAnsi="Times New Roman"/>
+                <w:color w:val="000000"/>
                 <w:kern w:val="0"/>
                 <w:sz w:val="26"/>
                 <w:szCs w:val="26"/>
@@ -281,12 +280,12 @@
         <w:trPr/>
         <w:tc>
           <w:tcPr>
-            <w:tcW w:w="7083" w:type="dxa"/>
-            <w:tcBorders>
-              <w:top w:val="single" w:sz="10" w:space="0" w:color="FFFFFF"/>
-              <w:start w:val="single" w:sz="10" w:space="0" w:color="FFFFFF"/>
-              <w:bottom w:val="single" w:sz="10" w:space="0" w:color="FFFFFF"/>
-              <w:end w:val="single" w:sz="10" w:space="0" w:color="FFFFFF"/>
+            <w:tcW w:w="7082" w:type="dxa"/>
+            <w:tcBorders>
+              <w:top w:val="single" w:sz="10" w:space="0" w:color="000000"/>
+              <w:start w:val="single" w:sz="10" w:space="0" w:color="000000"/>
+              <w:bottom w:val="single" w:sz="10" w:space="0" w:color="000000"/>
+              <w:end w:val="single" w:sz="10" w:space="0" w:color="000000"/>
             </w:tcBorders>
           </w:tcPr>
           <w:p>
@@ -297,13 +296,13 @@
               <w:spacing w:before="57" w:after="57"/>
               <w:jc w:val="start"/>
               <w:rPr>
-                <w:highlight w:val="none"/>
-                <w:shd w:fill="auto" w:val="clear"/>
+                <w:color w:val="000000"/>
               </w:rPr>
             </w:pPr>
             <w:r>
               <w:rPr>
                 <w:rFonts w:eastAsia="Times New Roman" w:cs="Times New Roman" w:ascii="Times New Roman" w:hAnsi="Times New Roman"/>
+                <w:color w:val="000000"/>
                 <w:kern w:val="0"/>
                 <w:sz w:val="26"/>
                 <w:szCs w:val="26"/>
@@ -316,12 +315,12 @@
         </w:tc>
         <w:tc>
           <w:tcPr>
-            <w:tcW w:w="3117" w:type="dxa"/>
-            <w:tcBorders>
-              <w:top w:val="single" w:sz="10" w:space="0" w:color="FFFFFF"/>
-              <w:start w:val="single" w:sz="10" w:space="0" w:color="FFFFFF"/>
-              <w:bottom w:val="single" w:sz="10" w:space="0" w:color="FFFFFF"/>
-              <w:end w:val="single" w:sz="10" w:space="0" w:color="FFFFFF"/>
+            <w:tcW w:w="3118" w:type="dxa"/>
+            <w:tcBorders>
+              <w:top w:val="single" w:sz="10" w:space="0" w:color="000000"/>
+              <w:start w:val="single" w:sz="10" w:space="0" w:color="000000"/>
+              <w:bottom w:val="single" w:sz="10" w:space="0" w:color="000000"/>
+              <w:end w:val="single" w:sz="10" w:space="0" w:color="000000"/>
             </w:tcBorders>
           </w:tcPr>
           <w:p>
@@ -332,13 +331,13 @@
               <w:spacing w:before="57" w:after="57"/>
               <w:jc w:val="end"/>
               <w:rPr>
-                <w:highlight w:val="none"/>
-                <w:shd w:fill="auto" w:val="clear"/>
-              </w:rPr>
-            </w:pPr>
-            <w:r>
-              <w:rPr>
-                <w:rFonts w:eastAsia="Calibri" w:cs="Times New Roman" w:ascii="Times New Roman" w:hAnsi="Times New Roman"/>
+                <w:color w:val="000000"/>
+              </w:rPr>
+            </w:pPr>
+            <w:r>
+              <w:rPr>
+                <w:rFonts w:eastAsia="Calibri" w:cs="Times New Roman" w:ascii="Times New Roman" w:hAnsi="Times New Roman"/>
+                <w:color w:val="000000"/>
                 <w:kern w:val="0"/>
                 <w:sz w:val="26"/>
                 <w:szCs w:val="26"/>
@@ -354,12 +353,12 @@
         <w:trPr/>
         <w:tc>
           <w:tcPr>
-            <w:tcW w:w="7083" w:type="dxa"/>
-            <w:tcBorders>
-              <w:top w:val="single" w:sz="10" w:space="0" w:color="FFFFFF"/>
-              <w:start w:val="single" w:sz="10" w:space="0" w:color="FFFFFF"/>
-              <w:bottom w:val="single" w:sz="10" w:space="0" w:color="FFFFFF"/>
-              <w:end w:val="single" w:sz="10" w:space="0" w:color="FFFFFF"/>
+            <w:tcW w:w="7082" w:type="dxa"/>
+            <w:tcBorders>
+              <w:top w:val="single" w:sz="10" w:space="0" w:color="000000"/>
+              <w:start w:val="single" w:sz="10" w:space="0" w:color="000000"/>
+              <w:bottom w:val="single" w:sz="10" w:space="0" w:color="000000"/>
+              <w:end w:val="single" w:sz="10" w:space="0" w:color="000000"/>
             </w:tcBorders>
           </w:tcPr>
           <w:p>
@@ -370,13 +369,13 @@
               <w:spacing w:before="57" w:after="57"/>
               <w:jc w:val="start"/>
               <w:rPr>
-                <w:highlight w:val="none"/>
-                <w:shd w:fill="auto" w:val="clear"/>
+                <w:color w:val="000000"/>
               </w:rPr>
             </w:pPr>
             <w:r>
               <w:rPr>
                 <w:rFonts w:eastAsia="Times New Roman" w:cs="Times New Roman" w:ascii="Times New Roman" w:hAnsi="Times New Roman"/>
+                <w:color w:val="000000"/>
                 <w:kern w:val="0"/>
                 <w:sz w:val="26"/>
                 <w:szCs w:val="26"/>
@@ -389,12 +388,12 @@
         </w:tc>
         <w:tc>
           <w:tcPr>
-            <w:tcW w:w="3117" w:type="dxa"/>
-            <w:tcBorders>
-              <w:top w:val="single" w:sz="10" w:space="0" w:color="FFFFFF"/>
-              <w:start w:val="single" w:sz="10" w:space="0" w:color="FFFFFF"/>
-              <w:bottom w:val="single" w:sz="10" w:space="0" w:color="FFFFFF"/>
-              <w:end w:val="single" w:sz="10" w:space="0" w:color="FFFFFF"/>
+            <w:tcW w:w="3118" w:type="dxa"/>
+            <w:tcBorders>
+              <w:top w:val="single" w:sz="10" w:space="0" w:color="000000"/>
+              <w:start w:val="single" w:sz="10" w:space="0" w:color="000000"/>
+              <w:bottom w:val="single" w:sz="10" w:space="0" w:color="000000"/>
+              <w:end w:val="single" w:sz="10" w:space="0" w:color="000000"/>
             </w:tcBorders>
           </w:tcPr>
           <w:p>
@@ -405,13 +404,13 @@
               <w:spacing w:before="57" w:after="57"/>
               <w:jc w:val="end"/>
               <w:rPr>
-                <w:highlight w:val="none"/>
-                <w:shd w:fill="auto" w:val="clear"/>
-              </w:rPr>
-            </w:pPr>
-            <w:r>
-              <w:rPr>
-                <w:rFonts w:eastAsia="Calibri" w:cs="Times New Roman" w:ascii="Times New Roman" w:hAnsi="Times New Roman"/>
+                <w:color w:val="000000"/>
+              </w:rPr>
+            </w:pPr>
+            <w:r>
+              <w:rPr>
+                <w:rFonts w:eastAsia="Calibri" w:cs="Times New Roman" w:ascii="Times New Roman" w:hAnsi="Times New Roman"/>
+                <w:color w:val="000000"/>
                 <w:kern w:val="0"/>
                 <w:sz w:val="26"/>
                 <w:szCs w:val="26"/>
@@ -427,12 +426,12 @@
         <w:trPr/>
         <w:tc>
           <w:tcPr>
-            <w:tcW w:w="7083" w:type="dxa"/>
-            <w:tcBorders>
-              <w:top w:val="single" w:sz="10" w:space="0" w:color="FFFFFF"/>
-              <w:start w:val="single" w:sz="10" w:space="0" w:color="FFFFFF"/>
-              <w:bottom w:val="single" w:sz="10" w:space="0" w:color="FFFFFF"/>
-              <w:end w:val="single" w:sz="10" w:space="0" w:color="FFFFFF"/>
+            <w:tcW w:w="7082" w:type="dxa"/>
+            <w:tcBorders>
+              <w:top w:val="single" w:sz="10" w:space="0" w:color="000000"/>
+              <w:start w:val="single" w:sz="10" w:space="0" w:color="000000"/>
+              <w:bottom w:val="single" w:sz="10" w:space="0" w:color="000000"/>
+              <w:end w:val="single" w:sz="10" w:space="0" w:color="000000"/>
             </w:tcBorders>
           </w:tcPr>
           <w:p>
@@ -443,13 +442,13 @@
               <w:spacing w:before="57" w:after="57"/>
               <w:jc w:val="start"/>
               <w:rPr>
-                <w:highlight w:val="none"/>
-                <w:shd w:fill="auto" w:val="clear"/>
+                <w:color w:val="000000"/>
               </w:rPr>
             </w:pPr>
             <w:r>
               <w:rPr>
                 <w:rFonts w:eastAsia="Times New Roman" w:cs="Times New Roman" w:ascii="Times New Roman" w:hAnsi="Times New Roman"/>
+                <w:color w:val="000000"/>
                 <w:kern w:val="0"/>
                 <w:sz w:val="26"/>
                 <w:szCs w:val="26"/>
@@ -462,12 +461,12 @@
         </w:tc>
         <w:tc>
           <w:tcPr>
-            <w:tcW w:w="3117" w:type="dxa"/>
-            <w:tcBorders>
-              <w:top w:val="single" w:sz="10" w:space="0" w:color="FFFFFF"/>
-              <w:start w:val="single" w:sz="10" w:space="0" w:color="FFFFFF"/>
-              <w:bottom w:val="single" w:sz="10" w:space="0" w:color="FFFFFF"/>
-              <w:end w:val="single" w:sz="10" w:space="0" w:color="FFFFFF"/>
+            <w:tcW w:w="3118" w:type="dxa"/>
+            <w:tcBorders>
+              <w:top w:val="single" w:sz="10" w:space="0" w:color="000000"/>
+              <w:start w:val="single" w:sz="10" w:space="0" w:color="000000"/>
+              <w:bottom w:val="single" w:sz="10" w:space="0" w:color="000000"/>
+              <w:end w:val="single" w:sz="10" w:space="0" w:color="000000"/>
             </w:tcBorders>
           </w:tcPr>
           <w:p>
@@ -478,13 +477,13 @@
               <w:spacing w:before="57" w:after="57"/>
               <w:jc w:val="end"/>
               <w:rPr>
-                <w:highlight w:val="none"/>
-                <w:shd w:fill="auto" w:val="clear"/>
-              </w:rPr>
-            </w:pPr>
-            <w:r>
-              <w:rPr>
-                <w:rFonts w:eastAsia="Calibri" w:cs="Times New Roman" w:ascii="Times New Roman" w:hAnsi="Times New Roman"/>
+                <w:color w:val="000000"/>
+              </w:rPr>
+            </w:pPr>
+            <w:r>
+              <w:rPr>
+                <w:rFonts w:eastAsia="Calibri" w:cs="Times New Roman" w:ascii="Times New Roman" w:hAnsi="Times New Roman"/>
+                <w:color w:val="000000"/>
                 <w:kern w:val="0"/>
                 <w:sz w:val="26"/>
                 <w:szCs w:val="26"/>
@@ -500,12 +499,12 @@
         <w:trPr/>
         <w:tc>
           <w:tcPr>
-            <w:tcW w:w="7083" w:type="dxa"/>
-            <w:tcBorders>
-              <w:top w:val="single" w:sz="10" w:space="0" w:color="FFFFFF"/>
-              <w:start w:val="single" w:sz="10" w:space="0" w:color="FFFFFF"/>
-              <w:bottom w:val="single" w:sz="10" w:space="0" w:color="FFFFFF"/>
-              <w:end w:val="single" w:sz="10" w:space="0" w:color="FFFFFF"/>
+            <w:tcW w:w="7082" w:type="dxa"/>
+            <w:tcBorders>
+              <w:top w:val="single" w:sz="10" w:space="0" w:color="000000"/>
+              <w:start w:val="single" w:sz="10" w:space="0" w:color="000000"/>
+              <w:bottom w:val="single" w:sz="10" w:space="0" w:color="000000"/>
+              <w:end w:val="single" w:sz="10" w:space="0" w:color="000000"/>
             </w:tcBorders>
           </w:tcPr>
           <w:p>
@@ -516,13 +515,13 @@
               <w:spacing w:before="57" w:after="57"/>
               <w:jc w:val="start"/>
               <w:rPr>
-                <w:highlight w:val="none"/>
-                <w:shd w:fill="auto" w:val="clear"/>
+                <w:color w:val="000000"/>
               </w:rPr>
             </w:pPr>
             <w:r>
               <w:rPr>
                 <w:rFonts w:eastAsia="Times New Roman" w:cs="Times New Roman" w:ascii="Times New Roman" w:hAnsi="Times New Roman"/>
+                <w:color w:val="000000"/>
                 <w:kern w:val="0"/>
                 <w:sz w:val="26"/>
                 <w:szCs w:val="26"/>
@@ -535,12 +534,12 @@
         </w:tc>
         <w:tc>
           <w:tcPr>
-            <w:tcW w:w="3117" w:type="dxa"/>
-            <w:tcBorders>
-              <w:top w:val="single" w:sz="10" w:space="0" w:color="FFFFFF"/>
-              <w:start w:val="single" w:sz="10" w:space="0" w:color="FFFFFF"/>
-              <w:bottom w:val="single" w:sz="10" w:space="0" w:color="FFFFFF"/>
-              <w:end w:val="single" w:sz="10" w:space="0" w:color="FFFFFF"/>
+            <w:tcW w:w="3118" w:type="dxa"/>
+            <w:tcBorders>
+              <w:top w:val="single" w:sz="10" w:space="0" w:color="000000"/>
+              <w:start w:val="single" w:sz="10" w:space="0" w:color="000000"/>
+              <w:bottom w:val="single" w:sz="10" w:space="0" w:color="000000"/>
+              <w:end w:val="single" w:sz="10" w:space="0" w:color="000000"/>
             </w:tcBorders>
           </w:tcPr>
           <w:p>
@@ -551,13 +550,13 @@
               <w:spacing w:before="57" w:after="57"/>
               <w:jc w:val="end"/>
               <w:rPr>
-                <w:highlight w:val="none"/>
-                <w:shd w:fill="auto" w:val="clear"/>
-              </w:rPr>
-            </w:pPr>
-            <w:r>
-              <w:rPr>
-                <w:rFonts w:eastAsia="Calibri" w:cs="Times New Roman" w:ascii="Times New Roman" w:hAnsi="Times New Roman"/>
+                <w:color w:val="000000"/>
+              </w:rPr>
+            </w:pPr>
+            <w:r>
+              <w:rPr>
+                <w:rFonts w:eastAsia="Calibri" w:cs="Times New Roman" w:ascii="Times New Roman" w:hAnsi="Times New Roman"/>
+                <w:color w:val="000000"/>
                 <w:kern w:val="0"/>
                 <w:sz w:val="26"/>
                 <w:szCs w:val="26"/>
@@ -573,12 +572,12 @@
         <w:trPr/>
         <w:tc>
           <w:tcPr>
-            <w:tcW w:w="7083" w:type="dxa"/>
-            <w:tcBorders>
-              <w:top w:val="single" w:sz="10" w:space="0" w:color="FFFFFF"/>
-              <w:start w:val="single" w:sz="10" w:space="0" w:color="FFFFFF"/>
-              <w:bottom w:val="single" w:sz="10" w:space="0" w:color="FFFFFF"/>
-              <w:end w:val="single" w:sz="10" w:space="0" w:color="FFFFFF"/>
+            <w:tcW w:w="7082" w:type="dxa"/>
+            <w:tcBorders>
+              <w:top w:val="single" w:sz="10" w:space="0" w:color="000000"/>
+              <w:start w:val="single" w:sz="10" w:space="0" w:color="000000"/>
+              <w:bottom w:val="single" w:sz="10" w:space="0" w:color="000000"/>
+              <w:end w:val="single" w:sz="10" w:space="0" w:color="000000"/>
             </w:tcBorders>
           </w:tcPr>
           <w:p>
@@ -589,13 +588,13 @@
               <w:spacing w:before="57" w:after="57"/>
               <w:jc w:val="start"/>
               <w:rPr>
-                <w:highlight w:val="none"/>
-                <w:shd w:fill="auto" w:val="clear"/>
+                <w:color w:val="000000"/>
               </w:rPr>
             </w:pPr>
             <w:r>
               <w:rPr>
                 <w:rFonts w:eastAsia="Times New Roman" w:cs="Times New Roman" w:ascii="Times New Roman" w:hAnsi="Times New Roman"/>
+                <w:color w:val="000000"/>
                 <w:kern w:val="0"/>
                 <w:sz w:val="26"/>
                 <w:szCs w:val="26"/>
@@ -608,12 +607,12 @@
         </w:tc>
         <w:tc>
           <w:tcPr>
-            <w:tcW w:w="3117" w:type="dxa"/>
-            <w:tcBorders>
-              <w:top w:val="single" w:sz="10" w:space="0" w:color="FFFFFF"/>
-              <w:start w:val="single" w:sz="10" w:space="0" w:color="FFFFFF"/>
-              <w:bottom w:val="single" w:sz="10" w:space="0" w:color="FFFFFF"/>
-              <w:end w:val="single" w:sz="10" w:space="0" w:color="FFFFFF"/>
+            <w:tcW w:w="3118" w:type="dxa"/>
+            <w:tcBorders>
+              <w:top w:val="single" w:sz="10" w:space="0" w:color="000000"/>
+              <w:start w:val="single" w:sz="10" w:space="0" w:color="000000"/>
+              <w:bottom w:val="single" w:sz="10" w:space="0" w:color="000000"/>
+              <w:end w:val="single" w:sz="10" w:space="0" w:color="000000"/>
             </w:tcBorders>
           </w:tcPr>
           <w:p>
@@ -624,13 +623,13 @@
               <w:spacing w:before="57" w:after="57"/>
               <w:jc w:val="end"/>
               <w:rPr>
-                <w:highlight w:val="none"/>
-                <w:shd w:fill="auto" w:val="clear"/>
-              </w:rPr>
-            </w:pPr>
-            <w:r>
-              <w:rPr>
-                <w:rFonts w:eastAsia="Calibri" w:cs="Times New Roman" w:ascii="Times New Roman" w:hAnsi="Times New Roman"/>
+                <w:color w:val="000000"/>
+              </w:rPr>
+            </w:pPr>
+            <w:r>
+              <w:rPr>
+                <w:rFonts w:eastAsia="Calibri" w:cs="Times New Roman" w:ascii="Times New Roman" w:hAnsi="Times New Roman"/>
+                <w:color w:val="000000"/>
                 <w:kern w:val="0"/>
                 <w:sz w:val="26"/>
                 <w:szCs w:val="26"/>
@@ -646,12 +645,12 @@
         <w:trPr/>
         <w:tc>
           <w:tcPr>
-            <w:tcW w:w="7083" w:type="dxa"/>
-            <w:tcBorders>
-              <w:top w:val="single" w:sz="10" w:space="0" w:color="FFFFFF"/>
-              <w:start w:val="single" w:sz="10" w:space="0" w:color="FFFFFF"/>
-              <w:bottom w:val="single" w:sz="10" w:space="0" w:color="FFFFFF"/>
-              <w:end w:val="single" w:sz="10" w:space="0" w:color="FFFFFF"/>
+            <w:tcW w:w="7082" w:type="dxa"/>
+            <w:tcBorders>
+              <w:top w:val="single" w:sz="10" w:space="0" w:color="000000"/>
+              <w:start w:val="single" w:sz="10" w:space="0" w:color="000000"/>
+              <w:bottom w:val="single" w:sz="10" w:space="0" w:color="000000"/>
+              <w:end w:val="single" w:sz="10" w:space="0" w:color="000000"/>
             </w:tcBorders>
           </w:tcPr>
           <w:p>
@@ -662,13 +661,13 @@
               <w:spacing w:before="57" w:after="57"/>
               <w:jc w:val="start"/>
               <w:rPr>
-                <w:highlight w:val="none"/>
-                <w:shd w:fill="auto" w:val="clear"/>
+                <w:color w:val="000000"/>
               </w:rPr>
             </w:pPr>
             <w:r>
               <w:rPr>
                 <w:rFonts w:eastAsia="Times New Roman" w:cs="Times New Roman" w:ascii="Times New Roman" w:hAnsi="Times New Roman"/>
+                <w:color w:val="000000"/>
                 <w:kern w:val="0"/>
                 <w:sz w:val="26"/>
                 <w:szCs w:val="26"/>
@@ -681,12 +680,12 @@
         </w:tc>
         <w:tc>
           <w:tcPr>
-            <w:tcW w:w="3117" w:type="dxa"/>
-            <w:tcBorders>
-              <w:top w:val="single" w:sz="10" w:space="0" w:color="FFFFFF"/>
-              <w:start w:val="single" w:sz="10" w:space="0" w:color="FFFFFF"/>
-              <w:bottom w:val="single" w:sz="10" w:space="0" w:color="FFFFFF"/>
-              <w:end w:val="single" w:sz="10" w:space="0" w:color="FFFFFF"/>
+            <w:tcW w:w="3118" w:type="dxa"/>
+            <w:tcBorders>
+              <w:top w:val="single" w:sz="10" w:space="0" w:color="000000"/>
+              <w:start w:val="single" w:sz="10" w:space="0" w:color="000000"/>
+              <w:bottom w:val="single" w:sz="10" w:space="0" w:color="000000"/>
+              <w:end w:val="single" w:sz="10" w:space="0" w:color="000000"/>
             </w:tcBorders>
           </w:tcPr>
           <w:p>
@@ -697,13 +696,13 @@
               <w:spacing w:before="57" w:after="57"/>
               <w:jc w:val="end"/>
               <w:rPr>
-                <w:highlight w:val="none"/>
-                <w:shd w:fill="auto" w:val="clear"/>
-              </w:rPr>
-            </w:pPr>
-            <w:r>
-              <w:rPr>
-                <w:rFonts w:eastAsia="Calibri" w:cs="Times New Roman" w:ascii="Times New Roman" w:hAnsi="Times New Roman"/>
+                <w:color w:val="000000"/>
+              </w:rPr>
+            </w:pPr>
+            <w:r>
+              <w:rPr>
+                <w:rFonts w:eastAsia="Calibri" w:cs="Times New Roman" w:ascii="Times New Roman" w:hAnsi="Times New Roman"/>
+                <w:color w:val="000000"/>
                 <w:kern w:val="0"/>
                 <w:sz w:val="26"/>
                 <w:szCs w:val="26"/>
@@ -719,12 +718,12 @@
         <w:trPr/>
         <w:tc>
           <w:tcPr>
-            <w:tcW w:w="7083" w:type="dxa"/>
-            <w:tcBorders>
-              <w:top w:val="single" w:sz="10" w:space="0" w:color="FFFFFF"/>
-              <w:start w:val="single" w:sz="10" w:space="0" w:color="FFFFFF"/>
-              <w:bottom w:val="single" w:sz="10" w:space="0" w:color="FFFFFF"/>
-              <w:end w:val="single" w:sz="10" w:space="0" w:color="FFFFFF"/>
+            <w:tcW w:w="7082" w:type="dxa"/>
+            <w:tcBorders>
+              <w:top w:val="single" w:sz="10" w:space="0" w:color="000000"/>
+              <w:start w:val="single" w:sz="10" w:space="0" w:color="000000"/>
+              <w:bottom w:val="single" w:sz="10" w:space="0" w:color="000000"/>
+              <w:end w:val="single" w:sz="10" w:space="0" w:color="000000"/>
             </w:tcBorders>
           </w:tcPr>
           <w:p>
@@ -735,13 +734,13 @@
               <w:spacing w:before="57" w:after="57"/>
               <w:jc w:val="start"/>
               <w:rPr>
-                <w:highlight w:val="none"/>
-                <w:shd w:fill="auto" w:val="clear"/>
+                <w:color w:val="000000"/>
               </w:rPr>
             </w:pPr>
             <w:r>
               <w:rPr>
                 <w:rFonts w:eastAsia="Times New Roman" w:cs="Times New Roman" w:ascii="Times New Roman" w:hAnsi="Times New Roman"/>
+                <w:color w:val="000000"/>
                 <w:kern w:val="0"/>
                 <w:sz w:val="26"/>
                 <w:szCs w:val="26"/>
@@ -754,12 +753,12 @@
         </w:tc>
         <w:tc>
           <w:tcPr>
-            <w:tcW w:w="3117" w:type="dxa"/>
-            <w:tcBorders>
-              <w:top w:val="single" w:sz="10" w:space="0" w:color="FFFFFF"/>
-              <w:start w:val="single" w:sz="10" w:space="0" w:color="FFFFFF"/>
-              <w:bottom w:val="single" w:sz="10" w:space="0" w:color="FFFFFF"/>
-              <w:end w:val="single" w:sz="10" w:space="0" w:color="FFFFFF"/>
+            <w:tcW w:w="3118" w:type="dxa"/>
+            <w:tcBorders>
+              <w:top w:val="single" w:sz="10" w:space="0" w:color="000000"/>
+              <w:start w:val="single" w:sz="10" w:space="0" w:color="000000"/>
+              <w:bottom w:val="single" w:sz="10" w:space="0" w:color="000000"/>
+              <w:end w:val="single" w:sz="10" w:space="0" w:color="000000"/>
             </w:tcBorders>
           </w:tcPr>
           <w:p>
@@ -770,13 +769,13 @@
               <w:spacing w:before="57" w:after="57"/>
               <w:jc w:val="end"/>
               <w:rPr>
-                <w:highlight w:val="none"/>
-                <w:shd w:fill="auto" w:val="clear"/>
-              </w:rPr>
-            </w:pPr>
-            <w:r>
-              <w:rPr>
-                <w:rFonts w:eastAsia="Calibri" w:cs="Times New Roman" w:ascii="Times New Roman" w:hAnsi="Times New Roman"/>
+                <w:color w:val="000000"/>
+              </w:rPr>
+            </w:pPr>
+            <w:r>
+              <w:rPr>
+                <w:rFonts w:eastAsia="Calibri" w:cs="Times New Roman" w:ascii="Times New Roman" w:hAnsi="Times New Roman"/>
+                <w:color w:val="000000"/>
                 <w:kern w:val="0"/>
                 <w:sz w:val="26"/>
                 <w:szCs w:val="26"/>
@@ -792,12 +791,12 @@
         <w:trPr/>
         <w:tc>
           <w:tcPr>
-            <w:tcW w:w="7083" w:type="dxa"/>
-            <w:tcBorders>
-              <w:top w:val="single" w:sz="10" w:space="0" w:color="FFFFFF"/>
-              <w:start w:val="single" w:sz="10" w:space="0" w:color="FFFFFF"/>
-              <w:bottom w:val="single" w:sz="10" w:space="0" w:color="FFFFFF"/>
-              <w:end w:val="single" w:sz="10" w:space="0" w:color="FFFFFF"/>
+            <w:tcW w:w="7082" w:type="dxa"/>
+            <w:tcBorders>
+              <w:top w:val="single" w:sz="10" w:space="0" w:color="000000"/>
+              <w:start w:val="single" w:sz="10" w:space="0" w:color="000000"/>
+              <w:bottom w:val="single" w:sz="10" w:space="0" w:color="000000"/>
+              <w:end w:val="single" w:sz="10" w:space="0" w:color="000000"/>
             </w:tcBorders>
           </w:tcPr>
           <w:p>
@@ -808,13 +807,13 @@
               <w:spacing w:before="57" w:after="57"/>
               <w:jc w:val="start"/>
               <w:rPr>
-                <w:highlight w:val="none"/>
-                <w:shd w:fill="auto" w:val="clear"/>
+                <w:color w:val="000000"/>
               </w:rPr>
             </w:pPr>
             <w:r>
               <w:rPr>
                 <w:rFonts w:eastAsia="Times New Roman" w:cs="Times New Roman" w:ascii="Times New Roman" w:hAnsi="Times New Roman"/>
+                <w:color w:val="000000"/>
                 <w:kern w:val="0"/>
                 <w:sz w:val="26"/>
                 <w:szCs w:val="26"/>
@@ -827,12 +826,12 @@
         </w:tc>
         <w:tc>
           <w:tcPr>
-            <w:tcW w:w="3117" w:type="dxa"/>
-            <w:tcBorders>
-              <w:top w:val="single" w:sz="10" w:space="0" w:color="FFFFFF"/>
-              <w:start w:val="single" w:sz="10" w:space="0" w:color="FFFFFF"/>
-              <w:bottom w:val="single" w:sz="10" w:space="0" w:color="FFFFFF"/>
-              <w:end w:val="single" w:sz="10" w:space="0" w:color="FFFFFF"/>
+            <w:tcW w:w="3118" w:type="dxa"/>
+            <w:tcBorders>
+              <w:top w:val="single" w:sz="10" w:space="0" w:color="000000"/>
+              <w:start w:val="single" w:sz="10" w:space="0" w:color="000000"/>
+              <w:bottom w:val="single" w:sz="10" w:space="0" w:color="000000"/>
+              <w:end w:val="single" w:sz="10" w:space="0" w:color="000000"/>
             </w:tcBorders>
           </w:tcPr>
           <w:p>
@@ -843,13 +842,13 @@
               <w:spacing w:before="57" w:after="57"/>
               <w:jc w:val="end"/>
               <w:rPr>
-                <w:highlight w:val="none"/>
-                <w:shd w:fill="auto" w:val="clear"/>
-              </w:rPr>
-            </w:pPr>
-            <w:r>
-              <w:rPr>
-                <w:rFonts w:eastAsia="Calibri" w:cs="Times New Roman" w:ascii="Times New Roman" w:hAnsi="Times New Roman"/>
+                <w:color w:val="000000"/>
+              </w:rPr>
+            </w:pPr>
+            <w:r>
+              <w:rPr>
+                <w:rFonts w:eastAsia="Calibri" w:cs="Times New Roman" w:ascii="Times New Roman" w:hAnsi="Times New Roman"/>
+                <w:color w:val="000000"/>
                 <w:kern w:val="0"/>
                 <w:sz w:val="26"/>
                 <w:szCs w:val="26"/>
@@ -865,12 +864,12 @@
         <w:trPr/>
         <w:tc>
           <w:tcPr>
-            <w:tcW w:w="7083" w:type="dxa"/>
-            <w:tcBorders>
-              <w:top w:val="single" w:sz="10" w:space="0" w:color="FFFFFF"/>
-              <w:start w:val="single" w:sz="10" w:space="0" w:color="FFFFFF"/>
-              <w:bottom w:val="single" w:sz="10" w:space="0" w:color="FFFFFF"/>
-              <w:end w:val="single" w:sz="10" w:space="0" w:color="FFFFFF"/>
+            <w:tcW w:w="7082" w:type="dxa"/>
+            <w:tcBorders>
+              <w:top w:val="single" w:sz="10" w:space="0" w:color="000000"/>
+              <w:start w:val="single" w:sz="10" w:space="0" w:color="000000"/>
+              <w:bottom w:val="single" w:sz="10" w:space="0" w:color="000000"/>
+              <w:end w:val="single" w:sz="10" w:space="0" w:color="000000"/>
             </w:tcBorders>
           </w:tcPr>
           <w:p>
@@ -881,13 +880,13 @@
               <w:spacing w:before="57" w:after="57"/>
               <w:jc w:val="start"/>
               <w:rPr>
-                <w:highlight w:val="none"/>
-                <w:shd w:fill="auto" w:val="clear"/>
+                <w:color w:val="000000"/>
               </w:rPr>
             </w:pPr>
             <w:r>
               <w:rPr>
                 <w:rFonts w:eastAsia="Times New Roman" w:cs="Times New Roman" w:ascii="Times New Roman" w:hAnsi="Times New Roman"/>
+                <w:color w:val="000000"/>
                 <w:kern w:val="0"/>
                 <w:sz w:val="26"/>
                 <w:szCs w:val="26"/>
@@ -900,12 +899,12 @@
         </w:tc>
         <w:tc>
           <w:tcPr>
-            <w:tcW w:w="3117" w:type="dxa"/>
-            <w:tcBorders>
-              <w:top w:val="single" w:sz="10" w:space="0" w:color="FFFFFF"/>
-              <w:start w:val="single" w:sz="10" w:space="0" w:color="FFFFFF"/>
-              <w:bottom w:val="single" w:sz="10" w:space="0" w:color="FFFFFF"/>
-              <w:end w:val="single" w:sz="10" w:space="0" w:color="FFFFFF"/>
+            <w:tcW w:w="3118" w:type="dxa"/>
+            <w:tcBorders>
+              <w:top w:val="single" w:sz="10" w:space="0" w:color="000000"/>
+              <w:start w:val="single" w:sz="10" w:space="0" w:color="000000"/>
+              <w:bottom w:val="single" w:sz="10" w:space="0" w:color="000000"/>
+              <w:end w:val="single" w:sz="10" w:space="0" w:color="000000"/>
             </w:tcBorders>
           </w:tcPr>
           <w:p>
@@ -916,13 +915,13 @@
               <w:spacing w:before="57" w:after="57"/>
               <w:jc w:val="end"/>
               <w:rPr>
-                <w:highlight w:val="none"/>
-                <w:shd w:fill="auto" w:val="clear"/>
-              </w:rPr>
-            </w:pPr>
-            <w:r>
-              <w:rPr>
-                <w:rFonts w:eastAsia="Calibri" w:cs="Times New Roman" w:ascii="Times New Roman" w:hAnsi="Times New Roman"/>
+                <w:color w:val="000000"/>
+              </w:rPr>
+            </w:pPr>
+            <w:r>
+              <w:rPr>
+                <w:rFonts w:eastAsia="Calibri" w:cs="Times New Roman" w:ascii="Times New Roman" w:hAnsi="Times New Roman"/>
+                <w:color w:val="000000"/>
                 <w:kern w:val="0"/>
                 <w:sz w:val="26"/>
                 <w:szCs w:val="26"/>
@@ -938,12 +937,12 @@
         <w:trPr/>
         <w:tc>
           <w:tcPr>
-            <w:tcW w:w="7083" w:type="dxa"/>
-            <w:tcBorders>
-              <w:top w:val="single" w:sz="10" w:space="0" w:color="FFFFFF"/>
-              <w:start w:val="single" w:sz="10" w:space="0" w:color="FFFFFF"/>
-              <w:bottom w:val="single" w:sz="10" w:space="0" w:color="FFFFFF"/>
-              <w:end w:val="single" w:sz="10" w:space="0" w:color="FFFFFF"/>
+            <w:tcW w:w="7082" w:type="dxa"/>
+            <w:tcBorders>
+              <w:top w:val="single" w:sz="10" w:space="0" w:color="000000"/>
+              <w:start w:val="single" w:sz="10" w:space="0" w:color="000000"/>
+              <w:bottom w:val="single" w:sz="10" w:space="0" w:color="000000"/>
+              <w:end w:val="single" w:sz="10" w:space="0" w:color="000000"/>
             </w:tcBorders>
           </w:tcPr>
           <w:p>
@@ -954,13 +953,13 @@
               <w:spacing w:before="57" w:after="57"/>
               <w:jc w:val="start"/>
               <w:rPr>
-                <w:highlight w:val="none"/>
-                <w:shd w:fill="auto" w:val="clear"/>
+                <w:color w:val="000000"/>
               </w:rPr>
             </w:pPr>
             <w:r>
               <w:rPr>
                 <w:rFonts w:eastAsia="Times New Roman" w:cs="Times New Roman" w:ascii="Times New Roman" w:hAnsi="Times New Roman"/>
+                <w:color w:val="000000"/>
                 <w:kern w:val="0"/>
                 <w:sz w:val="26"/>
                 <w:szCs w:val="26"/>
@@ -972,6 +971,7 @@
             <w:r>
               <w:rPr>
                 <w:rFonts w:eastAsia="Times New Roman" w:cs="Times New Roman" w:ascii="Times New Roman" w:hAnsi="Times New Roman"/>
+                <w:color w:val="000000"/>
                 <w:kern w:val="0"/>
                 <w:sz w:val="26"/>
                 <w:szCs w:val="26"/>
@@ -984,6 +984,7 @@
             <w:r>
               <w:rPr>
                 <w:rFonts w:eastAsia="Times New Roman" w:cs="Times New Roman" w:ascii="Times New Roman" w:hAnsi="Times New Roman"/>
+                <w:color w:val="000000"/>
                 <w:kern w:val="0"/>
                 <w:sz w:val="26"/>
                 <w:szCs w:val="26"/>
@@ -996,12 +997,12 @@
         </w:tc>
         <w:tc>
           <w:tcPr>
-            <w:tcW w:w="3117" w:type="dxa"/>
-            <w:tcBorders>
-              <w:top w:val="single" w:sz="10" w:space="0" w:color="FFFFFF"/>
-              <w:start w:val="single" w:sz="10" w:space="0" w:color="FFFFFF"/>
-              <w:bottom w:val="single" w:sz="10" w:space="0" w:color="FFFFFF"/>
-              <w:end w:val="single" w:sz="10" w:space="0" w:color="FFFFFF"/>
+            <w:tcW w:w="3118" w:type="dxa"/>
+            <w:tcBorders>
+              <w:top w:val="single" w:sz="10" w:space="0" w:color="000000"/>
+              <w:start w:val="single" w:sz="10" w:space="0" w:color="000000"/>
+              <w:bottom w:val="single" w:sz="10" w:space="0" w:color="000000"/>
+              <w:end w:val="single" w:sz="10" w:space="0" w:color="000000"/>
             </w:tcBorders>
           </w:tcPr>
           <w:p>
@@ -1012,13 +1013,13 @@
               <w:spacing w:before="57" w:after="57"/>
               <w:jc w:val="end"/>
               <w:rPr>
-                <w:highlight w:val="none"/>
-                <w:shd w:fill="auto" w:val="clear"/>
-              </w:rPr>
-            </w:pPr>
-            <w:r>
-              <w:rPr>
-                <w:rFonts w:eastAsia="Calibri" w:cs="Times New Roman" w:ascii="Times New Roman" w:hAnsi="Times New Roman"/>
+                <w:color w:val="000000"/>
+              </w:rPr>
+            </w:pPr>
+            <w:r>
+              <w:rPr>
+                <w:rFonts w:eastAsia="Calibri" w:cs="Times New Roman" w:ascii="Times New Roman" w:hAnsi="Times New Roman"/>
+                <w:color w:val="000000"/>
                 <w:kern w:val="0"/>
                 <w:sz w:val="26"/>
                 <w:szCs w:val="26"/>
@@ -1034,12 +1035,12 @@
         <w:trPr/>
         <w:tc>
           <w:tcPr>
-            <w:tcW w:w="7083" w:type="dxa"/>
-            <w:tcBorders>
-              <w:top w:val="single" w:sz="10" w:space="0" w:color="FFFFFF"/>
-              <w:start w:val="single" w:sz="10" w:space="0" w:color="FFFFFF"/>
-              <w:bottom w:val="single" w:sz="10" w:space="0" w:color="FFFFFF"/>
-              <w:end w:val="single" w:sz="10" w:space="0" w:color="FFFFFF"/>
+            <w:tcW w:w="7082" w:type="dxa"/>
+            <w:tcBorders>
+              <w:top w:val="single" w:sz="10" w:space="0" w:color="000000"/>
+              <w:start w:val="single" w:sz="10" w:space="0" w:color="000000"/>
+              <w:bottom w:val="single" w:sz="10" w:space="0" w:color="000000"/>
+              <w:end w:val="single" w:sz="10" w:space="0" w:color="000000"/>
             </w:tcBorders>
           </w:tcPr>
           <w:p>
@@ -1050,13 +1051,13 @@
               <w:spacing w:before="57" w:after="57"/>
               <w:jc w:val="start"/>
               <w:rPr>
-                <w:highlight w:val="none"/>
-                <w:shd w:fill="auto" w:val="clear"/>
+                <w:color w:val="000000"/>
               </w:rPr>
             </w:pPr>
             <w:r>
               <w:rPr>
                 <w:rFonts w:eastAsia="Times New Roman" w:cs="Times New Roman" w:ascii="Times New Roman" w:hAnsi="Times New Roman"/>
+                <w:color w:val="000000"/>
                 <w:kern w:val="0"/>
                 <w:sz w:val="26"/>
                 <w:szCs w:val="26"/>
@@ -1069,12 +1070,12 @@
         </w:tc>
         <w:tc>
           <w:tcPr>
-            <w:tcW w:w="3117" w:type="dxa"/>
-            <w:tcBorders>
-              <w:top w:val="single" w:sz="10" w:space="0" w:color="FFFFFF"/>
-              <w:start w:val="single" w:sz="10" w:space="0" w:color="FFFFFF"/>
-              <w:bottom w:val="single" w:sz="10" w:space="0" w:color="FFFFFF"/>
-              <w:end w:val="single" w:sz="10" w:space="0" w:color="FFFFFF"/>
+            <w:tcW w:w="3118" w:type="dxa"/>
+            <w:tcBorders>
+              <w:top w:val="single" w:sz="10" w:space="0" w:color="000000"/>
+              <w:start w:val="single" w:sz="10" w:space="0" w:color="000000"/>
+              <w:bottom w:val="single" w:sz="10" w:space="0" w:color="000000"/>
+              <w:end w:val="single" w:sz="10" w:space="0" w:color="000000"/>
             </w:tcBorders>
           </w:tcPr>
           <w:p>
@@ -1085,14 +1086,14 @@
               <w:spacing w:before="57" w:after="57"/>
               <w:jc w:val="end"/>
               <w:rPr>
-                <w:highlight w:val="none"/>
-                <w:shd w:fill="auto" w:val="clear"/>
+                <w:color w:val="000000"/>
               </w:rPr>
             </w:pPr>
             <w:r>
               <w:rPr>
                 <w:rFonts w:eastAsia="Times New Roman" w:cs="Times New Roman" w:ascii="Times New Roman" w:hAnsi="Times New Roman"/>
                 <w:bCs/>
+                <w:color w:val="000000"/>
                 <w:kern w:val="0"/>
                 <w:sz w:val="26"/>
                 <w:szCs w:val="26"/>
@@ -1108,12 +1109,12 @@
         <w:trPr/>
         <w:tc>
           <w:tcPr>
-            <w:tcW w:w="7083" w:type="dxa"/>
-            <w:tcBorders>
-              <w:top w:val="single" w:sz="10" w:space="0" w:color="FFFFFF"/>
-              <w:start w:val="single" w:sz="10" w:space="0" w:color="FFFFFF"/>
-              <w:bottom w:val="single" w:sz="10" w:space="0" w:color="FFFFFF"/>
-              <w:end w:val="single" w:sz="10" w:space="0" w:color="FFFFFF"/>
+            <w:tcW w:w="7082" w:type="dxa"/>
+            <w:tcBorders>
+              <w:top w:val="single" w:sz="10" w:space="0" w:color="000000"/>
+              <w:start w:val="single" w:sz="10" w:space="0" w:color="000000"/>
+              <w:bottom w:val="single" w:sz="10" w:space="0" w:color="000000"/>
+              <w:end w:val="single" w:sz="10" w:space="0" w:color="000000"/>
             </w:tcBorders>
           </w:tcPr>
           <w:p>
@@ -1124,13 +1125,13 @@
               <w:spacing w:before="57" w:after="57"/>
               <w:jc w:val="start"/>
               <w:rPr>
-                <w:highlight w:val="none"/>
-                <w:shd w:fill="auto" w:val="clear"/>
+                <w:color w:val="000000"/>
               </w:rPr>
             </w:pPr>
             <w:r>
               <w:rPr>
                 <w:rFonts w:eastAsia="Times New Roman" w:cs="Times New Roman" w:ascii="Times New Roman" w:hAnsi="Times New Roman"/>
+                <w:color w:val="000000"/>
                 <w:kern w:val="0"/>
                 <w:sz w:val="26"/>
                 <w:szCs w:val="26"/>
@@ -1143,12 +1144,12 @@
         </w:tc>
         <w:tc>
           <w:tcPr>
-            <w:tcW w:w="3117" w:type="dxa"/>
-            <w:tcBorders>
-              <w:top w:val="single" w:sz="10" w:space="0" w:color="FFFFFF"/>
-              <w:start w:val="single" w:sz="10" w:space="0" w:color="FFFFFF"/>
-              <w:bottom w:val="single" w:sz="10" w:space="0" w:color="FFFFFF"/>
-              <w:end w:val="single" w:sz="10" w:space="0" w:color="FFFFFF"/>
+            <w:tcW w:w="3118" w:type="dxa"/>
+            <w:tcBorders>
+              <w:top w:val="single" w:sz="10" w:space="0" w:color="000000"/>
+              <w:start w:val="single" w:sz="10" w:space="0" w:color="000000"/>
+              <w:bottom w:val="single" w:sz="10" w:space="0" w:color="000000"/>
+              <w:end w:val="single" w:sz="10" w:space="0" w:color="000000"/>
             </w:tcBorders>
           </w:tcPr>
           <w:p>
@@ -1159,14 +1160,14 @@
               <w:spacing w:before="57" w:after="57"/>
               <w:jc w:val="end"/>
               <w:rPr>
-                <w:highlight w:val="none"/>
-                <w:shd w:fill="auto" w:val="clear"/>
+                <w:color w:val="000000"/>
               </w:rPr>
             </w:pPr>
             <w:r>
               <w:rPr>
                 <w:rFonts w:eastAsia="Times New Roman" w:cs="Times New Roman" w:ascii="Times New Roman" w:hAnsi="Times New Roman"/>
                 <w:bCs/>
+                <w:color w:val="000000"/>
                 <w:kern w:val="0"/>
                 <w:sz w:val="26"/>
                 <w:szCs w:val="26"/>
@@ -1182,12 +1183,12 @@
         <w:trPr/>
         <w:tc>
           <w:tcPr>
-            <w:tcW w:w="7083" w:type="dxa"/>
-            <w:tcBorders>
-              <w:top w:val="single" w:sz="10" w:space="0" w:color="FFFFFF"/>
-              <w:start w:val="single" w:sz="10" w:space="0" w:color="FFFFFF"/>
-              <w:bottom w:val="single" w:sz="10" w:space="0" w:color="FFFFFF"/>
-              <w:end w:val="single" w:sz="10" w:space="0" w:color="FFFFFF"/>
+            <w:tcW w:w="7082" w:type="dxa"/>
+            <w:tcBorders>
+              <w:top w:val="single" w:sz="10" w:space="0" w:color="000000"/>
+              <w:start w:val="single" w:sz="10" w:space="0" w:color="000000"/>
+              <w:bottom w:val="single" w:sz="10" w:space="0" w:color="000000"/>
+              <w:end w:val="single" w:sz="10" w:space="0" w:color="000000"/>
             </w:tcBorders>
           </w:tcPr>
           <w:p>
@@ -1198,13 +1199,13 @@
               <w:spacing w:before="57" w:after="57"/>
               <w:jc w:val="start"/>
               <w:rPr>
-                <w:highlight w:val="none"/>
-                <w:shd w:fill="auto" w:val="clear"/>
+                <w:color w:val="000000"/>
               </w:rPr>
             </w:pPr>
             <w:r>
               <w:rPr>
                 <w:rFonts w:eastAsia="Times New Roman" w:cs="Times New Roman" w:ascii="Times New Roman" w:hAnsi="Times New Roman"/>
+                <w:color w:val="000000"/>
                 <w:kern w:val="0"/>
                 <w:sz w:val="26"/>
                 <w:szCs w:val="26"/>
@@ -1217,12 +1218,12 @@
         </w:tc>
         <w:tc>
           <w:tcPr>
-            <w:tcW w:w="3117" w:type="dxa"/>
-            <w:tcBorders>
-              <w:top w:val="single" w:sz="10" w:space="0" w:color="FFFFFF"/>
-              <w:start w:val="single" w:sz="10" w:space="0" w:color="FFFFFF"/>
-              <w:bottom w:val="single" w:sz="10" w:space="0" w:color="FFFFFF"/>
-              <w:end w:val="single" w:sz="10" w:space="0" w:color="FFFFFF"/>
+            <w:tcW w:w="3118" w:type="dxa"/>
+            <w:tcBorders>
+              <w:top w:val="single" w:sz="10" w:space="0" w:color="000000"/>
+              <w:start w:val="single" w:sz="10" w:space="0" w:color="000000"/>
+              <w:bottom w:val="single" w:sz="10" w:space="0" w:color="000000"/>
+              <w:end w:val="single" w:sz="10" w:space="0" w:color="000000"/>
             </w:tcBorders>
           </w:tcPr>
           <w:p>
@@ -1233,14 +1234,14 @@
               <w:spacing w:before="57" w:after="57"/>
               <w:jc w:val="end"/>
               <w:rPr>
-                <w:highlight w:val="none"/>
-                <w:shd w:fill="auto" w:val="clear"/>
+                <w:color w:val="000000"/>
               </w:rPr>
             </w:pPr>
             <w:r>
               <w:rPr>
                 <w:rFonts w:eastAsia="Times New Roman" w:cs="Times New Roman" w:ascii="Times New Roman" w:hAnsi="Times New Roman"/>
                 <w:bCs/>
+                <w:color w:val="000000"/>
                 <w:kern w:val="0"/>
                 <w:sz w:val="26"/>
                 <w:szCs w:val="26"/>
@@ -1256,12 +1257,12 @@
         <w:trPr/>
         <w:tc>
           <w:tcPr>
-            <w:tcW w:w="7083" w:type="dxa"/>
-            <w:tcBorders>
-              <w:top w:val="single" w:sz="10" w:space="0" w:color="FFFFFF"/>
-              <w:start w:val="single" w:sz="10" w:space="0" w:color="FFFFFF"/>
-              <w:bottom w:val="single" w:sz="10" w:space="0" w:color="FFFFFF"/>
-              <w:end w:val="single" w:sz="10" w:space="0" w:color="FFFFFF"/>
+            <w:tcW w:w="7082" w:type="dxa"/>
+            <w:tcBorders>
+              <w:top w:val="single" w:sz="10" w:space="0" w:color="000000"/>
+              <w:start w:val="single" w:sz="10" w:space="0" w:color="000000"/>
+              <w:bottom w:val="single" w:sz="10" w:space="0" w:color="000000"/>
+              <w:end w:val="single" w:sz="10" w:space="0" w:color="000000"/>
             </w:tcBorders>
           </w:tcPr>
           <w:p>
@@ -1272,13 +1273,13 @@
               <w:spacing w:before="57" w:after="57"/>
               <w:jc w:val="start"/>
               <w:rPr>
-                <w:highlight w:val="none"/>
-                <w:shd w:fill="auto" w:val="clear"/>
+                <w:color w:val="000000"/>
               </w:rPr>
             </w:pPr>
             <w:r>
               <w:rPr>
                 <w:rFonts w:eastAsia="Times New Roman" w:cs="Times New Roman" w:ascii="Times New Roman" w:hAnsi="Times New Roman"/>
+                <w:color w:val="000000"/>
                 <w:kern w:val="0"/>
                 <w:sz w:val="26"/>
                 <w:szCs w:val="26"/>
@@ -1291,12 +1292,12 @@
         </w:tc>
         <w:tc>
           <w:tcPr>
-            <w:tcW w:w="3117" w:type="dxa"/>
-            <w:tcBorders>
-              <w:top w:val="single" w:sz="10" w:space="0" w:color="FFFFFF"/>
-              <w:start w:val="single" w:sz="10" w:space="0" w:color="FFFFFF"/>
-              <w:bottom w:val="single" w:sz="10" w:space="0" w:color="FFFFFF"/>
-              <w:end w:val="single" w:sz="10" w:space="0" w:color="FFFFFF"/>
+            <w:tcW w:w="3118" w:type="dxa"/>
+            <w:tcBorders>
+              <w:top w:val="single" w:sz="10" w:space="0" w:color="000000"/>
+              <w:start w:val="single" w:sz="10" w:space="0" w:color="000000"/>
+              <w:bottom w:val="single" w:sz="10" w:space="0" w:color="000000"/>
+              <w:end w:val="single" w:sz="10" w:space="0" w:color="000000"/>
             </w:tcBorders>
           </w:tcPr>
           <w:p>
@@ -1307,14 +1308,14 @@
               <w:spacing w:before="57" w:after="57"/>
               <w:jc w:val="end"/>
               <w:rPr>
-                <w:highlight w:val="none"/>
-                <w:shd w:fill="auto" w:val="clear"/>
+                <w:color w:val="000000"/>
               </w:rPr>
             </w:pPr>
             <w:r>
               <w:rPr>
                 <w:rFonts w:eastAsia="Times New Roman" w:cs="Times New Roman" w:ascii="Times New Roman" w:hAnsi="Times New Roman"/>
                 <w:bCs/>
+                <w:color w:val="000000"/>
                 <w:kern w:val="0"/>
                 <w:sz w:val="26"/>
                 <w:szCs w:val="26"/>
@@ -1333,10 +1334,10 @@
             <w:tcW w:w="10200" w:type="dxa"/>
             <w:gridSpan w:val="2"/>
             <w:tcBorders>
-              <w:top w:val="single" w:sz="10" w:space="0" w:color="FFFFFF"/>
-              <w:start w:val="single" w:sz="10" w:space="0" w:color="FFFFFF"/>
-              <w:bottom w:val="single" w:sz="10" w:space="0" w:color="FFFFFF"/>
-              <w:end w:val="single" w:sz="10" w:space="0" w:color="FFFFFF"/>
+              <w:top w:val="single" w:sz="10" w:space="0" w:color="000000"/>
+              <w:start w:val="single" w:sz="10" w:space="0" w:color="000000"/>
+              <w:bottom w:val="single" w:sz="10" w:space="0" w:color="000000"/>
+              <w:end w:val="single" w:sz="10" w:space="0" w:color="000000"/>
             </w:tcBorders>
             <w:vAlign w:val="center"/>
           </w:tcPr>
@@ -1348,14 +1349,14 @@
               <w:spacing w:before="57" w:after="57"/>
               <w:jc w:val="center"/>
               <w:rPr>
-                <w:highlight w:val="none"/>
-                <w:shd w:fill="auto" w:val="clear"/>
+                <w:color w:val="000000"/>
               </w:rPr>
             </w:pPr>
             <w:r>
               <w:rPr>
                 <w:rFonts w:eastAsia="Times New Roman" w:cs="Times New Roman" w:ascii="Times New Roman" w:hAnsi="Times New Roman"/>
                 <w:b/>
+                <w:color w:val="000000"/>
                 <w:kern w:val="0"/>
                 <w:sz w:val="26"/>
                 <w:szCs w:val="26"/>
@@ -1371,12 +1372,12 @@
         <w:trPr/>
         <w:tc>
           <w:tcPr>
-            <w:tcW w:w="7083" w:type="dxa"/>
-            <w:tcBorders>
-              <w:top w:val="single" w:sz="10" w:space="0" w:color="FFFFFF"/>
-              <w:start w:val="single" w:sz="10" w:space="0" w:color="FFFFFF"/>
-              <w:bottom w:val="single" w:sz="10" w:space="0" w:color="FFFFFF"/>
-              <w:end w:val="single" w:sz="10" w:space="0" w:color="FFFFFF"/>
+            <w:tcW w:w="7082" w:type="dxa"/>
+            <w:tcBorders>
+              <w:top w:val="single" w:sz="10" w:space="0" w:color="000000"/>
+              <w:start w:val="single" w:sz="10" w:space="0" w:color="000000"/>
+              <w:bottom w:val="single" w:sz="10" w:space="0" w:color="000000"/>
+              <w:end w:val="single" w:sz="10" w:space="0" w:color="000000"/>
             </w:tcBorders>
           </w:tcPr>
           <w:p>
@@ -1387,13 +1388,13 @@
               <w:spacing w:before="57" w:after="57"/>
               <w:jc w:val="start"/>
               <w:rPr>
-                <w:highlight w:val="none"/>
-                <w:shd w:fill="auto" w:val="clear"/>
+                <w:color w:val="000000"/>
               </w:rPr>
             </w:pPr>
             <w:r>
               <w:rPr>
                 <w:rFonts w:eastAsia="Times New Roman" w:cs="Times New Roman" w:ascii="Times New Roman" w:hAnsi="Times New Roman"/>
+                <w:color w:val="000000"/>
                 <w:kern w:val="0"/>
                 <w:sz w:val="26"/>
                 <w:szCs w:val="26"/>
@@ -1406,12 +1407,12 @@
         </w:tc>
         <w:tc>
           <w:tcPr>
-            <w:tcW w:w="3117" w:type="dxa"/>
-            <w:tcBorders>
-              <w:top w:val="single" w:sz="10" w:space="0" w:color="FFFFFF"/>
-              <w:start w:val="single" w:sz="10" w:space="0" w:color="FFFFFF"/>
-              <w:bottom w:val="single" w:sz="10" w:space="0" w:color="FFFFFF"/>
-              <w:end w:val="single" w:sz="10" w:space="0" w:color="FFFFFF"/>
+            <w:tcW w:w="3118" w:type="dxa"/>
+            <w:tcBorders>
+              <w:top w:val="single" w:sz="10" w:space="0" w:color="000000"/>
+              <w:start w:val="single" w:sz="10" w:space="0" w:color="000000"/>
+              <w:bottom w:val="single" w:sz="10" w:space="0" w:color="000000"/>
+              <w:end w:val="single" w:sz="10" w:space="0" w:color="000000"/>
             </w:tcBorders>
           </w:tcPr>
           <w:p>
@@ -1422,13 +1423,13 @@
               <w:spacing w:before="57" w:after="57"/>
               <w:jc w:val="end"/>
               <w:rPr>
-                <w:highlight w:val="none"/>
-                <w:shd w:fill="auto" w:val="clear"/>
-              </w:rPr>
-            </w:pPr>
-            <w:r>
-              <w:rPr>
-                <w:rFonts w:eastAsia="Calibri" w:cs="Times New Roman" w:ascii="Times New Roman" w:hAnsi="Times New Roman"/>
+                <w:color w:val="000000"/>
+              </w:rPr>
+            </w:pPr>
+            <w:r>
+              <w:rPr>
+                <w:rFonts w:eastAsia="Calibri" w:cs="Times New Roman" w:ascii="Times New Roman" w:hAnsi="Times New Roman"/>
+                <w:color w:val="000000"/>
                 <w:kern w:val="0"/>
                 <w:sz w:val="26"/>
                 <w:szCs w:val="26"/>
@@ -1444,12 +1445,12 @@
         <w:trPr/>
         <w:tc>
           <w:tcPr>
-            <w:tcW w:w="7083" w:type="dxa"/>
-            <w:tcBorders>
-              <w:top w:val="single" w:sz="10" w:space="0" w:color="FFFFFF"/>
-              <w:start w:val="single" w:sz="10" w:space="0" w:color="FFFFFF"/>
-              <w:bottom w:val="single" w:sz="10" w:space="0" w:color="FFFFFF"/>
-              <w:end w:val="single" w:sz="10" w:space="0" w:color="FFFFFF"/>
+            <w:tcW w:w="7082" w:type="dxa"/>
+            <w:tcBorders>
+              <w:top w:val="single" w:sz="10" w:space="0" w:color="000000"/>
+              <w:start w:val="single" w:sz="10" w:space="0" w:color="000000"/>
+              <w:bottom w:val="single" w:sz="10" w:space="0" w:color="000000"/>
+              <w:end w:val="single" w:sz="10" w:space="0" w:color="000000"/>
             </w:tcBorders>
           </w:tcPr>
           <w:p>
@@ -1460,13 +1461,13 @@
               <w:spacing w:before="57" w:after="57"/>
               <w:jc w:val="start"/>
               <w:rPr>
-                <w:highlight w:val="none"/>
-                <w:shd w:fill="auto" w:val="clear"/>
+                <w:color w:val="000000"/>
               </w:rPr>
             </w:pPr>
             <w:r>
               <w:rPr>
                 <w:rFonts w:eastAsia="Times New Roman" w:cs="Times New Roman" w:ascii="Times New Roman" w:hAnsi="Times New Roman"/>
+                <w:color w:val="000000"/>
                 <w:kern w:val="0"/>
                 <w:sz w:val="26"/>
                 <w:szCs w:val="26"/>
@@ -1479,12 +1480,12 @@
         </w:tc>
         <w:tc>
           <w:tcPr>
-            <w:tcW w:w="3117" w:type="dxa"/>
-            <w:tcBorders>
-              <w:top w:val="single" w:sz="10" w:space="0" w:color="FFFFFF"/>
-              <w:start w:val="single" w:sz="10" w:space="0" w:color="FFFFFF"/>
-              <w:bottom w:val="single" w:sz="10" w:space="0" w:color="FFFFFF"/>
-              <w:end w:val="single" w:sz="10" w:space="0" w:color="FFFFFF"/>
+            <w:tcW w:w="3118" w:type="dxa"/>
+            <w:tcBorders>
+              <w:top w:val="single" w:sz="10" w:space="0" w:color="000000"/>
+              <w:start w:val="single" w:sz="10" w:space="0" w:color="000000"/>
+              <w:bottom w:val="single" w:sz="10" w:space="0" w:color="000000"/>
+              <w:end w:val="single" w:sz="10" w:space="0" w:color="000000"/>
             </w:tcBorders>
           </w:tcPr>
           <w:p>
@@ -1495,13 +1496,13 @@
               <w:spacing w:before="57" w:after="57"/>
               <w:jc w:val="end"/>
               <w:rPr>
-                <w:highlight w:val="none"/>
-                <w:shd w:fill="auto" w:val="clear"/>
-              </w:rPr>
-            </w:pPr>
-            <w:r>
-              <w:rPr>
-                <w:rFonts w:eastAsia="Calibri" w:cs="Times New Roman" w:ascii="Times New Roman" w:hAnsi="Times New Roman"/>
+                <w:color w:val="000000"/>
+              </w:rPr>
+            </w:pPr>
+            <w:r>
+              <w:rPr>
+                <w:rFonts w:eastAsia="Calibri" w:cs="Times New Roman" w:ascii="Times New Roman" w:hAnsi="Times New Roman"/>
+                <w:color w:val="000000"/>
                 <w:kern w:val="0"/>
                 <w:sz w:val="26"/>
                 <w:szCs w:val="26"/>
@@ -1517,12 +1518,12 @@
         <w:trPr/>
         <w:tc>
           <w:tcPr>
-            <w:tcW w:w="7083" w:type="dxa"/>
-            <w:tcBorders>
-              <w:top w:val="single" w:sz="10" w:space="0" w:color="FFFFFF"/>
-              <w:start w:val="single" w:sz="10" w:space="0" w:color="FFFFFF"/>
-              <w:bottom w:val="single" w:sz="10" w:space="0" w:color="FFFFFF"/>
-              <w:end w:val="single" w:sz="10" w:space="0" w:color="FFFFFF"/>
+            <w:tcW w:w="7082" w:type="dxa"/>
+            <w:tcBorders>
+              <w:top w:val="single" w:sz="10" w:space="0" w:color="000000"/>
+              <w:start w:val="single" w:sz="10" w:space="0" w:color="000000"/>
+              <w:bottom w:val="single" w:sz="10" w:space="0" w:color="000000"/>
+              <w:end w:val="single" w:sz="10" w:space="0" w:color="000000"/>
             </w:tcBorders>
           </w:tcPr>
           <w:p>
@@ -1533,13 +1534,13 @@
               <w:spacing w:before="57" w:after="57"/>
               <w:jc w:val="start"/>
               <w:rPr>
-                <w:highlight w:val="none"/>
-                <w:shd w:fill="auto" w:val="clear"/>
+                <w:color w:val="000000"/>
               </w:rPr>
             </w:pPr>
             <w:r>
               <w:rPr>
                 <w:rFonts w:eastAsia="Times New Roman" w:cs="Times New Roman" w:ascii="Times New Roman" w:hAnsi="Times New Roman"/>
+                <w:color w:val="000000"/>
                 <w:kern w:val="0"/>
                 <w:sz w:val="26"/>
                 <w:szCs w:val="26"/>
@@ -1552,12 +1553,12 @@
         </w:tc>
         <w:tc>
           <w:tcPr>
-            <w:tcW w:w="3117" w:type="dxa"/>
-            <w:tcBorders>
-              <w:top w:val="single" w:sz="10" w:space="0" w:color="FFFFFF"/>
-              <w:start w:val="single" w:sz="10" w:space="0" w:color="FFFFFF"/>
-              <w:bottom w:val="single" w:sz="10" w:space="0" w:color="FFFFFF"/>
-              <w:end w:val="single" w:sz="10" w:space="0" w:color="FFFFFF"/>
+            <w:tcW w:w="3118" w:type="dxa"/>
+            <w:tcBorders>
+              <w:top w:val="single" w:sz="10" w:space="0" w:color="000000"/>
+              <w:start w:val="single" w:sz="10" w:space="0" w:color="000000"/>
+              <w:bottom w:val="single" w:sz="10" w:space="0" w:color="000000"/>
+              <w:end w:val="single" w:sz="10" w:space="0" w:color="000000"/>
             </w:tcBorders>
           </w:tcPr>
           <w:p>
@@ -1568,13 +1569,13 @@
               <w:spacing w:before="57" w:after="57"/>
               <w:jc w:val="end"/>
               <w:rPr>
-                <w:highlight w:val="none"/>
-                <w:shd w:fill="auto" w:val="clear"/>
-              </w:rPr>
-            </w:pPr>
-            <w:r>
-              <w:rPr>
-                <w:rFonts w:eastAsia="Calibri" w:cs="Times New Roman" w:ascii="Times New Roman" w:hAnsi="Times New Roman"/>
+                <w:color w:val="000000"/>
+              </w:rPr>
+            </w:pPr>
+            <w:r>
+              <w:rPr>
+                <w:rFonts w:eastAsia="Calibri" w:cs="Times New Roman" w:ascii="Times New Roman" w:hAnsi="Times New Roman"/>
+                <w:color w:val="000000"/>
                 <w:kern w:val="0"/>
                 <w:sz w:val="26"/>
                 <w:szCs w:val="26"/>
@@ -1590,12 +1591,12 @@
         <w:trPr/>
         <w:tc>
           <w:tcPr>
-            <w:tcW w:w="7083" w:type="dxa"/>
-            <w:tcBorders>
-              <w:top w:val="single" w:sz="10" w:space="0" w:color="FFFFFF"/>
-              <w:start w:val="single" w:sz="10" w:space="0" w:color="FFFFFF"/>
-              <w:bottom w:val="single" w:sz="10" w:space="0" w:color="FFFFFF"/>
-              <w:end w:val="single" w:sz="10" w:space="0" w:color="FFFFFF"/>
+            <w:tcW w:w="7082" w:type="dxa"/>
+            <w:tcBorders>
+              <w:top w:val="single" w:sz="10" w:space="0" w:color="000000"/>
+              <w:start w:val="single" w:sz="10" w:space="0" w:color="000000"/>
+              <w:bottom w:val="single" w:sz="10" w:space="0" w:color="000000"/>
+              <w:end w:val="single" w:sz="10" w:space="0" w:color="000000"/>
             </w:tcBorders>
           </w:tcPr>
           <w:p>
@@ -1606,13 +1607,13 @@
               <w:spacing w:before="57" w:after="57"/>
               <w:jc w:val="start"/>
               <w:rPr>
-                <w:highlight w:val="none"/>
-                <w:shd w:fill="auto" w:val="clear"/>
+                <w:color w:val="000000"/>
               </w:rPr>
             </w:pPr>
             <w:r>
               <w:rPr>
                 <w:rFonts w:eastAsia="Times New Roman" w:cs="Times New Roman" w:ascii="Times New Roman" w:hAnsi="Times New Roman"/>
+                <w:color w:val="000000"/>
                 <w:kern w:val="0"/>
                 <w:sz w:val="26"/>
                 <w:szCs w:val="26"/>
@@ -1625,12 +1626,12 @@
         </w:tc>
         <w:tc>
           <w:tcPr>
-            <w:tcW w:w="3117" w:type="dxa"/>
-            <w:tcBorders>
-              <w:top w:val="single" w:sz="10" w:space="0" w:color="FFFFFF"/>
-              <w:start w:val="single" w:sz="10" w:space="0" w:color="FFFFFF"/>
-              <w:bottom w:val="single" w:sz="10" w:space="0" w:color="FFFFFF"/>
-              <w:end w:val="single" w:sz="10" w:space="0" w:color="FFFFFF"/>
+            <w:tcW w:w="3118" w:type="dxa"/>
+            <w:tcBorders>
+              <w:top w:val="single" w:sz="10" w:space="0" w:color="000000"/>
+              <w:start w:val="single" w:sz="10" w:space="0" w:color="000000"/>
+              <w:bottom w:val="single" w:sz="10" w:space="0" w:color="000000"/>
+              <w:end w:val="single" w:sz="10" w:space="0" w:color="000000"/>
             </w:tcBorders>
           </w:tcPr>
           <w:p>
@@ -1641,13 +1642,13 @@
               <w:spacing w:before="57" w:after="57"/>
               <w:jc w:val="end"/>
               <w:rPr>
-                <w:highlight w:val="none"/>
-                <w:shd w:fill="auto" w:val="clear"/>
-              </w:rPr>
-            </w:pPr>
-            <w:r>
-              <w:rPr>
-                <w:rFonts w:eastAsia="Calibri" w:cs="Times New Roman" w:ascii="Times New Roman" w:hAnsi="Times New Roman"/>
+                <w:color w:val="000000"/>
+              </w:rPr>
+            </w:pPr>
+            <w:r>
+              <w:rPr>
+                <w:rFonts w:eastAsia="Calibri" w:cs="Times New Roman" w:ascii="Times New Roman" w:hAnsi="Times New Roman"/>
+                <w:color w:val="000000"/>
                 <w:kern w:val="0"/>
                 <w:sz w:val="26"/>
                 <w:szCs w:val="26"/>
@@ -1663,12 +1664,12 @@
         <w:trPr/>
         <w:tc>
           <w:tcPr>
-            <w:tcW w:w="7083" w:type="dxa"/>
-            <w:tcBorders>
-              <w:top w:val="single" w:sz="10" w:space="0" w:color="FFFFFF"/>
-              <w:start w:val="single" w:sz="10" w:space="0" w:color="FFFFFF"/>
-              <w:bottom w:val="single" w:sz="10" w:space="0" w:color="FFFFFF"/>
-              <w:end w:val="single" w:sz="10" w:space="0" w:color="FFFFFF"/>
+            <w:tcW w:w="7082" w:type="dxa"/>
+            <w:tcBorders>
+              <w:top w:val="single" w:sz="10" w:space="0" w:color="000000"/>
+              <w:start w:val="single" w:sz="10" w:space="0" w:color="000000"/>
+              <w:bottom w:val="single" w:sz="10" w:space="0" w:color="000000"/>
+              <w:end w:val="single" w:sz="10" w:space="0" w:color="000000"/>
             </w:tcBorders>
           </w:tcPr>
           <w:p>
@@ -1679,13 +1680,13 @@
               <w:spacing w:before="57" w:after="57"/>
               <w:jc w:val="start"/>
               <w:rPr>
-                <w:highlight w:val="none"/>
-                <w:shd w:fill="auto" w:val="clear"/>
+                <w:color w:val="000000"/>
               </w:rPr>
             </w:pPr>
             <w:r>
               <w:rPr>
                 <w:rFonts w:eastAsia="Times New Roman" w:cs="Times New Roman" w:ascii="Times New Roman" w:hAnsi="Times New Roman"/>
+                <w:color w:val="000000"/>
                 <w:kern w:val="0"/>
                 <w:sz w:val="26"/>
                 <w:szCs w:val="26"/>
@@ -1698,12 +1699,12 @@
         </w:tc>
         <w:tc>
           <w:tcPr>
-            <w:tcW w:w="3117" w:type="dxa"/>
-            <w:tcBorders>
-              <w:top w:val="single" w:sz="10" w:space="0" w:color="FFFFFF"/>
-              <w:start w:val="single" w:sz="10" w:space="0" w:color="FFFFFF"/>
-              <w:bottom w:val="single" w:sz="10" w:space="0" w:color="FFFFFF"/>
-              <w:end w:val="single" w:sz="10" w:space="0" w:color="FFFFFF"/>
+            <w:tcW w:w="3118" w:type="dxa"/>
+            <w:tcBorders>
+              <w:top w:val="single" w:sz="10" w:space="0" w:color="000000"/>
+              <w:start w:val="single" w:sz="10" w:space="0" w:color="000000"/>
+              <w:bottom w:val="single" w:sz="10" w:space="0" w:color="000000"/>
+              <w:end w:val="single" w:sz="10" w:space="0" w:color="000000"/>
             </w:tcBorders>
           </w:tcPr>
           <w:p>
@@ -1714,13 +1715,13 @@
               <w:spacing w:before="57" w:after="57"/>
               <w:jc w:val="end"/>
               <w:rPr>
-                <w:highlight w:val="none"/>
-                <w:shd w:fill="auto" w:val="clear"/>
-              </w:rPr>
-            </w:pPr>
-            <w:r>
-              <w:rPr>
-                <w:rFonts w:eastAsia="Calibri" w:cs="Times New Roman" w:ascii="Times New Roman" w:hAnsi="Times New Roman"/>
+                <w:color w:val="000000"/>
+              </w:rPr>
+            </w:pPr>
+            <w:r>
+              <w:rPr>
+                <w:rFonts w:eastAsia="Calibri" w:cs="Times New Roman" w:ascii="Times New Roman" w:hAnsi="Times New Roman"/>
+                <w:color w:val="000000"/>
                 <w:kern w:val="0"/>
                 <w:sz w:val="26"/>
                 <w:szCs w:val="26"/>
@@ -1736,12 +1737,12 @@
         <w:trPr/>
         <w:tc>
           <w:tcPr>
-            <w:tcW w:w="7083" w:type="dxa"/>
-            <w:tcBorders>
-              <w:top w:val="single" w:sz="10" w:space="0" w:color="FFFFFF"/>
-              <w:start w:val="single" w:sz="10" w:space="0" w:color="FFFFFF"/>
-              <w:bottom w:val="single" w:sz="10" w:space="0" w:color="FFFFFF"/>
-              <w:end w:val="single" w:sz="10" w:space="0" w:color="FFFFFF"/>
+            <w:tcW w:w="7082" w:type="dxa"/>
+            <w:tcBorders>
+              <w:top w:val="single" w:sz="10" w:space="0" w:color="000000"/>
+              <w:start w:val="single" w:sz="10" w:space="0" w:color="000000"/>
+              <w:bottom w:val="single" w:sz="10" w:space="0" w:color="000000"/>
+              <w:end w:val="single" w:sz="10" w:space="0" w:color="000000"/>
             </w:tcBorders>
           </w:tcPr>
           <w:p>
@@ -1752,13 +1753,13 @@
               <w:spacing w:before="57" w:after="57"/>
               <w:jc w:val="start"/>
               <w:rPr>
-                <w:highlight w:val="none"/>
-                <w:shd w:fill="auto" w:val="clear"/>
+                <w:color w:val="000000"/>
               </w:rPr>
             </w:pPr>
             <w:r>
               <w:rPr>
                 <w:rFonts w:eastAsia="Times New Roman" w:cs="Times New Roman" w:ascii="Times New Roman" w:hAnsi="Times New Roman"/>
+                <w:color w:val="000000"/>
                 <w:kern w:val="0"/>
                 <w:sz w:val="26"/>
                 <w:szCs w:val="26"/>
@@ -1771,12 +1772,12 @@
         </w:tc>
         <w:tc>
           <w:tcPr>
-            <w:tcW w:w="3117" w:type="dxa"/>
-            <w:tcBorders>
-              <w:top w:val="single" w:sz="10" w:space="0" w:color="FFFFFF"/>
-              <w:start w:val="single" w:sz="10" w:space="0" w:color="FFFFFF"/>
-              <w:bottom w:val="single" w:sz="10" w:space="0" w:color="FFFFFF"/>
-              <w:end w:val="single" w:sz="10" w:space="0" w:color="FFFFFF"/>
+            <w:tcW w:w="3118" w:type="dxa"/>
+            <w:tcBorders>
+              <w:top w:val="single" w:sz="10" w:space="0" w:color="000000"/>
+              <w:start w:val="single" w:sz="10" w:space="0" w:color="000000"/>
+              <w:bottom w:val="single" w:sz="10" w:space="0" w:color="000000"/>
+              <w:end w:val="single" w:sz="10" w:space="0" w:color="000000"/>
             </w:tcBorders>
           </w:tcPr>
           <w:p>
@@ -1787,13 +1788,13 @@
               <w:spacing w:before="57" w:after="57"/>
               <w:jc w:val="end"/>
               <w:rPr>
-                <w:highlight w:val="none"/>
-                <w:shd w:fill="auto" w:val="clear"/>
-              </w:rPr>
-            </w:pPr>
-            <w:r>
-              <w:rPr>
-                <w:rFonts w:eastAsia="Calibri" w:cs="Times New Roman" w:ascii="Times New Roman" w:hAnsi="Times New Roman"/>
+                <w:color w:val="000000"/>
+              </w:rPr>
+            </w:pPr>
+            <w:r>
+              <w:rPr>
+                <w:rFonts w:eastAsia="Calibri" w:cs="Times New Roman" w:ascii="Times New Roman" w:hAnsi="Times New Roman"/>
+                <w:color w:val="000000"/>
                 <w:kern w:val="0"/>
                 <w:sz w:val="26"/>
                 <w:szCs w:val="26"/>
@@ -1809,12 +1810,12 @@
         <w:trPr/>
         <w:tc>
           <w:tcPr>
-            <w:tcW w:w="7083" w:type="dxa"/>
-            <w:tcBorders>
-              <w:top w:val="single" w:sz="10" w:space="0" w:color="FFFFFF"/>
-              <w:start w:val="single" w:sz="10" w:space="0" w:color="FFFFFF"/>
-              <w:bottom w:val="single" w:sz="10" w:space="0" w:color="FFFFFF"/>
-              <w:end w:val="single" w:sz="10" w:space="0" w:color="FFFFFF"/>
+            <w:tcW w:w="7082" w:type="dxa"/>
+            <w:tcBorders>
+              <w:top w:val="single" w:sz="10" w:space="0" w:color="000000"/>
+              <w:start w:val="single" w:sz="10" w:space="0" w:color="000000"/>
+              <w:bottom w:val="single" w:sz="10" w:space="0" w:color="000000"/>
+              <w:end w:val="single" w:sz="10" w:space="0" w:color="000000"/>
             </w:tcBorders>
           </w:tcPr>
           <w:p>
@@ -1825,13 +1826,13 @@
               <w:spacing w:before="57" w:after="57"/>
               <w:jc w:val="start"/>
               <w:rPr>
-                <w:highlight w:val="none"/>
-                <w:shd w:fill="auto" w:val="clear"/>
+                <w:color w:val="000000"/>
               </w:rPr>
             </w:pPr>
             <w:r>
               <w:rPr>
                 <w:rFonts w:eastAsia="Times New Roman" w:cs="Times New Roman" w:ascii="Times New Roman" w:hAnsi="Times New Roman"/>
+                <w:color w:val="000000"/>
                 <w:kern w:val="0"/>
                 <w:sz w:val="26"/>
                 <w:szCs w:val="26"/>
@@ -1844,12 +1845,12 @@
         </w:tc>
         <w:tc>
           <w:tcPr>
-            <w:tcW w:w="3117" w:type="dxa"/>
-            <w:tcBorders>
-              <w:top w:val="single" w:sz="10" w:space="0" w:color="FFFFFF"/>
-              <w:start w:val="single" w:sz="10" w:space="0" w:color="FFFFFF"/>
-              <w:bottom w:val="single" w:sz="10" w:space="0" w:color="FFFFFF"/>
-              <w:end w:val="single" w:sz="10" w:space="0" w:color="FFFFFF"/>
+            <w:tcW w:w="3118" w:type="dxa"/>
+            <w:tcBorders>
+              <w:top w:val="single" w:sz="10" w:space="0" w:color="000000"/>
+              <w:start w:val="single" w:sz="10" w:space="0" w:color="000000"/>
+              <w:bottom w:val="single" w:sz="10" w:space="0" w:color="000000"/>
+              <w:end w:val="single" w:sz="10" w:space="0" w:color="000000"/>
             </w:tcBorders>
           </w:tcPr>
           <w:p>
@@ -1860,13 +1861,13 @@
               <w:spacing w:before="57" w:after="57"/>
               <w:jc w:val="end"/>
               <w:rPr>
-                <w:highlight w:val="none"/>
-                <w:shd w:fill="auto" w:val="clear"/>
-              </w:rPr>
-            </w:pPr>
-            <w:r>
-              <w:rPr>
-                <w:rFonts w:eastAsia="Calibri" w:cs="Times New Roman" w:ascii="Times New Roman" w:hAnsi="Times New Roman"/>
+                <w:color w:val="000000"/>
+              </w:rPr>
+            </w:pPr>
+            <w:r>
+              <w:rPr>
+                <w:rFonts w:eastAsia="Calibri" w:cs="Times New Roman" w:ascii="Times New Roman" w:hAnsi="Times New Roman"/>
+                <w:color w:val="000000"/>
                 <w:kern w:val="0"/>
                 <w:sz w:val="26"/>
                 <w:szCs w:val="26"/>
@@ -1882,12 +1883,12 @@
         <w:trPr/>
         <w:tc>
           <w:tcPr>
-            <w:tcW w:w="7083" w:type="dxa"/>
-            <w:tcBorders>
-              <w:top w:val="single" w:sz="10" w:space="0" w:color="FFFFFF"/>
-              <w:start w:val="single" w:sz="10" w:space="0" w:color="FFFFFF"/>
-              <w:bottom w:val="single" w:sz="10" w:space="0" w:color="FFFFFF"/>
-              <w:end w:val="single" w:sz="10" w:space="0" w:color="FFFFFF"/>
+            <w:tcW w:w="7082" w:type="dxa"/>
+            <w:tcBorders>
+              <w:top w:val="single" w:sz="10" w:space="0" w:color="000000"/>
+              <w:start w:val="single" w:sz="10" w:space="0" w:color="000000"/>
+              <w:bottom w:val="single" w:sz="10" w:space="0" w:color="000000"/>
+              <w:end w:val="single" w:sz="10" w:space="0" w:color="000000"/>
             </w:tcBorders>
           </w:tcPr>
           <w:p>
@@ -1898,13 +1899,13 @@
               <w:spacing w:before="57" w:after="57"/>
               <w:jc w:val="start"/>
               <w:rPr>
-                <w:highlight w:val="none"/>
-                <w:shd w:fill="auto" w:val="clear"/>
+                <w:color w:val="000000"/>
               </w:rPr>
             </w:pPr>
             <w:r>
               <w:rPr>
                 <w:rFonts w:eastAsia="Times New Roman" w:cs="Times New Roman" w:ascii="Times New Roman" w:hAnsi="Times New Roman"/>
+                <w:color w:val="000000"/>
                 <w:kern w:val="0"/>
                 <w:sz w:val="26"/>
                 <w:szCs w:val="26"/>
@@ -1917,12 +1918,12 @@
         </w:tc>
         <w:tc>
           <w:tcPr>
-            <w:tcW w:w="3117" w:type="dxa"/>
-            <w:tcBorders>
-              <w:top w:val="single" w:sz="10" w:space="0" w:color="FFFFFF"/>
-              <w:start w:val="single" w:sz="10" w:space="0" w:color="FFFFFF"/>
-              <w:bottom w:val="single" w:sz="10" w:space="0" w:color="FFFFFF"/>
-              <w:end w:val="single" w:sz="10" w:space="0" w:color="FFFFFF"/>
+            <w:tcW w:w="3118" w:type="dxa"/>
+            <w:tcBorders>
+              <w:top w:val="single" w:sz="10" w:space="0" w:color="000000"/>
+              <w:start w:val="single" w:sz="10" w:space="0" w:color="000000"/>
+              <w:bottom w:val="single" w:sz="10" w:space="0" w:color="000000"/>
+              <w:end w:val="single" w:sz="10" w:space="0" w:color="000000"/>
             </w:tcBorders>
           </w:tcPr>
           <w:p>
@@ -1933,13 +1934,13 @@
               <w:spacing w:before="57" w:after="57"/>
               <w:jc w:val="end"/>
               <w:rPr>
-                <w:highlight w:val="none"/>
-                <w:shd w:fill="auto" w:val="clear"/>
-              </w:rPr>
-            </w:pPr>
-            <w:r>
-              <w:rPr>
-                <w:rFonts w:eastAsia="Calibri" w:cs="Times New Roman" w:ascii="Times New Roman" w:hAnsi="Times New Roman"/>
+                <w:color w:val="000000"/>
+              </w:rPr>
+            </w:pPr>
+            <w:r>
+              <w:rPr>
+                <w:rFonts w:eastAsia="Calibri" w:cs="Times New Roman" w:ascii="Times New Roman" w:hAnsi="Times New Roman"/>
+                <w:color w:val="000000"/>
                 <w:kern w:val="0"/>
                 <w:sz w:val="26"/>
                 <w:szCs w:val="26"/>
@@ -1955,12 +1956,12 @@
         <w:trPr/>
         <w:tc>
           <w:tcPr>
-            <w:tcW w:w="7083" w:type="dxa"/>
-            <w:tcBorders>
-              <w:top w:val="single" w:sz="10" w:space="0" w:color="FFFFFF"/>
-              <w:start w:val="single" w:sz="10" w:space="0" w:color="FFFFFF"/>
-              <w:bottom w:val="single" w:sz="10" w:space="0" w:color="FFFFFF"/>
-              <w:end w:val="single" w:sz="10" w:space="0" w:color="FFFFFF"/>
+            <w:tcW w:w="7082" w:type="dxa"/>
+            <w:tcBorders>
+              <w:top w:val="single" w:sz="10" w:space="0" w:color="000000"/>
+              <w:start w:val="single" w:sz="10" w:space="0" w:color="000000"/>
+              <w:bottom w:val="single" w:sz="10" w:space="0" w:color="000000"/>
+              <w:end w:val="single" w:sz="10" w:space="0" w:color="000000"/>
             </w:tcBorders>
           </w:tcPr>
           <w:p>
@@ -1971,13 +1972,13 @@
               <w:spacing w:before="57" w:after="57"/>
               <w:jc w:val="start"/>
               <w:rPr>
-                <w:highlight w:val="none"/>
-                <w:shd w:fill="auto" w:val="clear"/>
+                <w:color w:val="000000"/>
               </w:rPr>
             </w:pPr>
             <w:r>
               <w:rPr>
                 <w:rFonts w:eastAsia="Times New Roman" w:cs="Times New Roman" w:ascii="Times New Roman" w:hAnsi="Times New Roman"/>
+                <w:color w:val="000000"/>
                 <w:kern w:val="0"/>
                 <w:sz w:val="26"/>
                 <w:szCs w:val="26"/>
@@ -1990,12 +1991,12 @@
         </w:tc>
         <w:tc>
           <w:tcPr>
-            <w:tcW w:w="3117" w:type="dxa"/>
-            <w:tcBorders>
-              <w:top w:val="single" w:sz="10" w:space="0" w:color="FFFFFF"/>
-              <w:start w:val="single" w:sz="10" w:space="0" w:color="FFFFFF"/>
-              <w:bottom w:val="single" w:sz="10" w:space="0" w:color="FFFFFF"/>
-              <w:end w:val="single" w:sz="10" w:space="0" w:color="FFFFFF"/>
+            <w:tcW w:w="3118" w:type="dxa"/>
+            <w:tcBorders>
+              <w:top w:val="single" w:sz="10" w:space="0" w:color="000000"/>
+              <w:start w:val="single" w:sz="10" w:space="0" w:color="000000"/>
+              <w:bottom w:val="single" w:sz="10" w:space="0" w:color="000000"/>
+              <w:end w:val="single" w:sz="10" w:space="0" w:color="000000"/>
             </w:tcBorders>
           </w:tcPr>
           <w:p>
@@ -2006,13 +2007,13 @@
               <w:spacing w:before="57" w:after="57"/>
               <w:jc w:val="end"/>
               <w:rPr>
-                <w:highlight w:val="none"/>
-                <w:shd w:fill="auto" w:val="clear"/>
-              </w:rPr>
-            </w:pPr>
-            <w:r>
-              <w:rPr>
-                <w:rFonts w:eastAsia="Calibri" w:cs="Times New Roman" w:ascii="Times New Roman" w:hAnsi="Times New Roman"/>
+                <w:color w:val="000000"/>
+              </w:rPr>
+            </w:pPr>
+            <w:r>
+              <w:rPr>
+                <w:rFonts w:eastAsia="Calibri" w:cs="Times New Roman" w:ascii="Times New Roman" w:hAnsi="Times New Roman"/>
+                <w:color w:val="000000"/>
                 <w:kern w:val="0"/>
                 <w:sz w:val="26"/>
                 <w:szCs w:val="26"/>
@@ -2031,10 +2032,10 @@
             <w:tcW w:w="10200" w:type="dxa"/>
             <w:gridSpan w:val="2"/>
             <w:tcBorders>
-              <w:top w:val="single" w:sz="10" w:space="0" w:color="FFFFFF"/>
-              <w:start w:val="single" w:sz="10" w:space="0" w:color="FFFFFF"/>
-              <w:bottom w:val="single" w:sz="10" w:space="0" w:color="FFFFFF"/>
-              <w:end w:val="single" w:sz="10" w:space="0" w:color="FFFFFF"/>
+              <w:top w:val="single" w:sz="10" w:space="0" w:color="000000"/>
+              <w:start w:val="single" w:sz="10" w:space="0" w:color="000000"/>
+              <w:bottom w:val="single" w:sz="10" w:space="0" w:color="000000"/>
+              <w:end w:val="single" w:sz="10" w:space="0" w:color="000000"/>
             </w:tcBorders>
             <w:vAlign w:val="center"/>
           </w:tcPr>
@@ -2046,14 +2047,14 @@
               <w:spacing w:before="57" w:after="57"/>
               <w:jc w:val="center"/>
               <w:rPr>
-                <w:highlight w:val="none"/>
-                <w:shd w:fill="auto" w:val="clear"/>
+                <w:color w:val="000000"/>
               </w:rPr>
             </w:pPr>
             <w:r>
               <w:rPr>
                 <w:rFonts w:eastAsia="Calibri" w:cs="Times New Roman" w:ascii="Times New Roman" w:hAnsi="Times New Roman"/>
                 <w:b/>
+                <w:color w:val="000000"/>
                 <w:kern w:val="0"/>
                 <w:sz w:val="26"/>
                 <w:szCs w:val="26"/>
@@ -2069,12 +2070,12 @@
         <w:trPr/>
         <w:tc>
           <w:tcPr>
-            <w:tcW w:w="7083" w:type="dxa"/>
-            <w:tcBorders>
-              <w:top w:val="single" w:sz="10" w:space="0" w:color="FFFFFF"/>
-              <w:start w:val="single" w:sz="10" w:space="0" w:color="FFFFFF"/>
-              <w:bottom w:val="single" w:sz="10" w:space="0" w:color="FFFFFF"/>
-              <w:end w:val="single" w:sz="10" w:space="0" w:color="FFFFFF"/>
+            <w:tcW w:w="7082" w:type="dxa"/>
+            <w:tcBorders>
+              <w:top w:val="single" w:sz="10" w:space="0" w:color="000000"/>
+              <w:start w:val="single" w:sz="10" w:space="0" w:color="000000"/>
+              <w:bottom w:val="single" w:sz="10" w:space="0" w:color="000000"/>
+              <w:end w:val="single" w:sz="10" w:space="0" w:color="000000"/>
             </w:tcBorders>
           </w:tcPr>
           <w:p>
@@ -2085,13 +2086,13 @@
               <w:spacing w:before="57" w:after="57"/>
               <w:jc w:val="start"/>
               <w:rPr>
-                <w:highlight w:val="none"/>
-                <w:shd w:fill="auto" w:val="clear"/>
-              </w:rPr>
-            </w:pPr>
-            <w:r>
-              <w:rPr>
-                <w:rFonts w:eastAsia="Calibri" w:cs="Times New Roman" w:ascii="Times New Roman" w:hAnsi="Times New Roman"/>
+                <w:color w:val="000000"/>
+              </w:rPr>
+            </w:pPr>
+            <w:r>
+              <w:rPr>
+                <w:rFonts w:eastAsia="Calibri" w:cs="Times New Roman" w:ascii="Times New Roman" w:hAnsi="Times New Roman"/>
+                <w:color w:val="000000"/>
                 <w:kern w:val="0"/>
                 <w:sz w:val="26"/>
                 <w:szCs w:val="26"/>
@@ -2103,6 +2104,7 @@
             <w:r>
               <w:rPr>
                 <w:rFonts w:eastAsia="Calibri" w:cs="Arial" w:ascii="Arial Narrow" w:hAnsi="Arial Narrow"/>
+                <w:color w:val="000000"/>
                 <w:kern w:val="0"/>
                 <w:sz w:val="26"/>
                 <w:szCs w:val="26"/>
@@ -2114,6 +2116,7 @@
             <w:r>
               <w:rPr>
                 <w:rFonts w:eastAsia="Calibri" w:cs="Times New Roman" w:ascii="Times New Roman" w:hAnsi="Times New Roman"/>
+                <w:color w:val="000000"/>
                 <w:kern w:val="0"/>
                 <w:sz w:val="26"/>
                 <w:szCs w:val="26"/>
@@ -2125,6 +2128,7 @@
             <w:r>
               <w:rPr>
                 <w:rFonts w:eastAsia="Calibri" w:cs="Times New Roman" w:ascii="Times New Roman" w:hAnsi="Times New Roman"/>
+                <w:color w:val="000000"/>
                 <w:kern w:val="0"/>
                 <w:sz w:val="26"/>
                 <w:szCs w:val="26"/>
@@ -2137,6 +2141,7 @@
             <w:r>
               <w:rPr>
                 <w:rFonts w:eastAsia="Calibri" w:cs="Times New Roman" w:ascii="Times New Roman" w:hAnsi="Times New Roman"/>
+                <w:color w:val="000000"/>
                 <w:kern w:val="0"/>
                 <w:sz w:val="26"/>
                 <w:szCs w:val="26"/>
@@ -2148,6 +2153,7 @@
             <w:r>
               <w:rPr>
                 <w:rFonts w:eastAsia="Calibri" w:cs="Times New Roman" w:ascii="Times New Roman" w:hAnsi="Times New Roman"/>
+                <w:color w:val="000000"/>
                 <w:kern w:val="0"/>
                 <w:sz w:val="26"/>
                 <w:szCs w:val="26"/>
@@ -2160,12 +2166,12 @@
         </w:tc>
         <w:tc>
           <w:tcPr>
-            <w:tcW w:w="3117" w:type="dxa"/>
-            <w:tcBorders>
-              <w:top w:val="single" w:sz="10" w:space="0" w:color="FFFFFF"/>
-              <w:start w:val="single" w:sz="10" w:space="0" w:color="FFFFFF"/>
-              <w:bottom w:val="single" w:sz="10" w:space="0" w:color="FFFFFF"/>
-              <w:end w:val="single" w:sz="10" w:space="0" w:color="FFFFFF"/>
+            <w:tcW w:w="3118" w:type="dxa"/>
+            <w:tcBorders>
+              <w:top w:val="single" w:sz="10" w:space="0" w:color="000000"/>
+              <w:start w:val="single" w:sz="10" w:space="0" w:color="000000"/>
+              <w:bottom w:val="single" w:sz="10" w:space="0" w:color="000000"/>
+              <w:end w:val="single" w:sz="10" w:space="0" w:color="000000"/>
             </w:tcBorders>
           </w:tcPr>
           <w:p>
@@ -2176,13 +2182,13 @@
               <w:spacing w:before="57" w:after="57"/>
               <w:jc w:val="end"/>
               <w:rPr>
-                <w:highlight w:val="none"/>
-                <w:shd w:fill="auto" w:val="clear"/>
-              </w:rPr>
-            </w:pPr>
-            <w:r>
-              <w:rPr>
-                <w:rFonts w:eastAsia="Calibri" w:cs="Times New Roman" w:ascii="Times New Roman" w:hAnsi="Times New Roman"/>
+                <w:color w:val="000000"/>
+              </w:rPr>
+            </w:pPr>
+            <w:r>
+              <w:rPr>
+                <w:rFonts w:eastAsia="Calibri" w:cs="Times New Roman" w:ascii="Times New Roman" w:hAnsi="Times New Roman"/>
+                <w:color w:val="000000"/>
                 <w:kern w:val="0"/>
                 <w:sz w:val="26"/>
                 <w:szCs w:val="26"/>
@@ -2198,12 +2204,12 @@
         <w:trPr/>
         <w:tc>
           <w:tcPr>
-            <w:tcW w:w="7083" w:type="dxa"/>
-            <w:tcBorders>
-              <w:top w:val="single" w:sz="10" w:space="0" w:color="FFFFFF"/>
-              <w:start w:val="single" w:sz="10" w:space="0" w:color="FFFFFF"/>
-              <w:bottom w:val="single" w:sz="10" w:space="0" w:color="FFFFFF"/>
-              <w:end w:val="single" w:sz="10" w:space="0" w:color="FFFFFF"/>
+            <w:tcW w:w="7082" w:type="dxa"/>
+            <w:tcBorders>
+              <w:top w:val="single" w:sz="10" w:space="0" w:color="000000"/>
+              <w:start w:val="single" w:sz="10" w:space="0" w:color="000000"/>
+              <w:bottom w:val="single" w:sz="10" w:space="0" w:color="000000"/>
+              <w:end w:val="single" w:sz="10" w:space="0" w:color="000000"/>
             </w:tcBorders>
           </w:tcPr>
           <w:p>
@@ -2214,13 +2220,13 @@
               <w:spacing w:before="57" w:after="57"/>
               <w:jc w:val="start"/>
               <w:rPr>
-                <w:highlight w:val="none"/>
-                <w:shd w:fill="auto" w:val="clear"/>
-              </w:rPr>
-            </w:pPr>
-            <w:r>
-              <w:rPr>
-                <w:rFonts w:eastAsia="Calibri" w:cs="Times New Roman" w:ascii="Times New Roman" w:hAnsi="Times New Roman"/>
+                <w:color w:val="000000"/>
+              </w:rPr>
+            </w:pPr>
+            <w:r>
+              <w:rPr>
+                <w:rFonts w:eastAsia="Calibri" w:cs="Times New Roman" w:ascii="Times New Roman" w:hAnsi="Times New Roman"/>
+                <w:color w:val="000000"/>
                 <w:kern w:val="0"/>
                 <w:sz w:val="26"/>
                 <w:szCs w:val="26"/>
@@ -2232,6 +2238,7 @@
             <w:r>
               <w:rPr>
                 <w:rFonts w:eastAsia="Calibri" w:cs="Times New Roman" w:ascii="Times New Roman" w:hAnsi="Times New Roman"/>
+                <w:color w:val="000000"/>
                 <w:kern w:val="0"/>
                 <w:sz w:val="26"/>
                 <w:szCs w:val="26"/>
@@ -2244,6 +2251,7 @@
             <w:r>
               <w:rPr>
                 <w:rFonts w:eastAsia="Calibri" w:cs="Times New Roman" w:ascii="Times New Roman" w:hAnsi="Times New Roman"/>
+                <w:color w:val="000000"/>
                 <w:kern w:val="0"/>
                 <w:sz w:val="26"/>
                 <w:szCs w:val="26"/>
@@ -2255,6 +2263,7 @@
             <w:r>
               <w:rPr>
                 <w:rFonts w:eastAsia="Calibri" w:cs="" w:ascii="Arial Narrow" w:hAnsi="Arial Narrow"/>
+                <w:color w:val="000000"/>
                 <w:kern w:val="0"/>
                 <w:sz w:val="26"/>
                 <w:szCs w:val="26"/>
@@ -2272,13 +2281,13 @@
               <w:spacing w:before="57" w:after="57"/>
               <w:jc w:val="start"/>
               <w:rPr>
-                <w:highlight w:val="none"/>
-                <w:shd w:fill="auto" w:val="clear"/>
-              </w:rPr>
-            </w:pPr>
-            <w:r>
-              <w:rPr>
-                <w:rFonts w:eastAsia="Calibri" w:cs="Times New Roman" w:ascii="Times New Roman" w:hAnsi="Times New Roman"/>
+                <w:color w:val="000000"/>
+              </w:rPr>
+            </w:pPr>
+            <w:r>
+              <w:rPr>
+                <w:rFonts w:eastAsia="Calibri" w:cs="Times New Roman" w:ascii="Times New Roman" w:hAnsi="Times New Roman"/>
+                <w:color w:val="000000"/>
                 <w:kern w:val="0"/>
                 <w:sz w:val="26"/>
                 <w:szCs w:val="26"/>
@@ -2291,12 +2300,12 @@
         </w:tc>
         <w:tc>
           <w:tcPr>
-            <w:tcW w:w="3117" w:type="dxa"/>
-            <w:tcBorders>
-              <w:top w:val="single" w:sz="10" w:space="0" w:color="FFFFFF"/>
-              <w:start w:val="single" w:sz="10" w:space="0" w:color="FFFFFF"/>
-              <w:bottom w:val="single" w:sz="10" w:space="0" w:color="FFFFFF"/>
-              <w:end w:val="single" w:sz="10" w:space="0" w:color="FFFFFF"/>
+            <w:tcW w:w="3118" w:type="dxa"/>
+            <w:tcBorders>
+              <w:top w:val="single" w:sz="10" w:space="0" w:color="000000"/>
+              <w:start w:val="single" w:sz="10" w:space="0" w:color="000000"/>
+              <w:bottom w:val="single" w:sz="10" w:space="0" w:color="000000"/>
+              <w:end w:val="single" w:sz="10" w:space="0" w:color="000000"/>
             </w:tcBorders>
           </w:tcPr>
           <w:p>
@@ -2307,13 +2316,13 @@
               <w:spacing w:before="57" w:after="57"/>
               <w:jc w:val="end"/>
               <w:rPr>
-                <w:highlight w:val="none"/>
-                <w:shd w:fill="auto" w:val="clear"/>
-              </w:rPr>
-            </w:pPr>
-            <w:r>
-              <w:rPr>
-                <w:rFonts w:eastAsia="Calibri" w:cs="Times New Roman" w:ascii="Times New Roman" w:hAnsi="Times New Roman"/>
+                <w:color w:val="000000"/>
+              </w:rPr>
+            </w:pPr>
+            <w:r>
+              <w:rPr>
+                <w:rFonts w:eastAsia="Calibri" w:cs="Times New Roman" w:ascii="Times New Roman" w:hAnsi="Times New Roman"/>
+                <w:color w:val="000000"/>
                 <w:kern w:val="0"/>
                 <w:sz w:val="26"/>
                 <w:szCs w:val="26"/>
@@ -2329,12 +2338,12 @@
         <w:trPr/>
         <w:tc>
           <w:tcPr>
-            <w:tcW w:w="7083" w:type="dxa"/>
-            <w:tcBorders>
-              <w:top w:val="single" w:sz="10" w:space="0" w:color="FFFFFF"/>
-              <w:start w:val="single" w:sz="10" w:space="0" w:color="FFFFFF"/>
-              <w:bottom w:val="single" w:sz="10" w:space="0" w:color="FFFFFF"/>
-              <w:end w:val="single" w:sz="10" w:space="0" w:color="FFFFFF"/>
+            <w:tcW w:w="7082" w:type="dxa"/>
+            <w:tcBorders>
+              <w:top w:val="single" w:sz="10" w:space="0" w:color="000000"/>
+              <w:start w:val="single" w:sz="10" w:space="0" w:color="000000"/>
+              <w:bottom w:val="single" w:sz="10" w:space="0" w:color="000000"/>
+              <w:end w:val="single" w:sz="10" w:space="0" w:color="000000"/>
             </w:tcBorders>
           </w:tcPr>
           <w:p>
@@ -2345,12 +2354,12 @@
               <w:spacing w:before="57" w:after="57"/>
               <w:jc w:val="start"/>
               <w:rPr>
-                <w:highlight w:val="none"/>
-                <w:shd w:fill="auto" w:val="clear"/>
-              </w:rPr>
-            </w:pPr>
-            <w:r>
-              <w:rPr>
+                <w:color w:val="000000"/>
+              </w:rPr>
+            </w:pPr>
+            <w:r>
+              <w:rPr>
+                <w:color w:val="000000"/>
                 <w:kern w:val="0"/>
                 <w:sz w:val="26"/>
                 <w:szCs w:val="26"/>
@@ -2361,6 +2370,7 @@
             </w:r>
             <w:r>
               <w:rPr>
+                <w:color w:val="000000"/>
                 <w:kern w:val="0"/>
                 <w:sz w:val="26"/>
                 <w:szCs w:val="26"/>
@@ -2371,6 +2381,7 @@
             </w:r>
             <w:r>
               <w:rPr>
+                <w:color w:val="000000"/>
                 <w:kern w:val="0"/>
                 <w:sz w:val="26"/>
                 <w:szCs w:val="26"/>
@@ -2381,6 +2392,7 @@
             </w:r>
             <w:r>
               <w:rPr>
+                <w:color w:val="000000"/>
                 <w:kern w:val="0"/>
                 <w:sz w:val="26"/>
                 <w:szCs w:val="26"/>
@@ -2393,12 +2405,12 @@
         </w:tc>
         <w:tc>
           <w:tcPr>
-            <w:tcW w:w="3117" w:type="dxa"/>
-            <w:tcBorders>
-              <w:top w:val="single" w:sz="10" w:space="0" w:color="FFFFFF"/>
-              <w:start w:val="single" w:sz="10" w:space="0" w:color="FFFFFF"/>
-              <w:bottom w:val="single" w:sz="10" w:space="0" w:color="FFFFFF"/>
-              <w:end w:val="single" w:sz="10" w:space="0" w:color="FFFFFF"/>
+            <w:tcW w:w="3118" w:type="dxa"/>
+            <w:tcBorders>
+              <w:top w:val="single" w:sz="10" w:space="0" w:color="000000"/>
+              <w:start w:val="single" w:sz="10" w:space="0" w:color="000000"/>
+              <w:bottom w:val="single" w:sz="10" w:space="0" w:color="000000"/>
+              <w:end w:val="single" w:sz="10" w:space="0" w:color="000000"/>
             </w:tcBorders>
           </w:tcPr>
           <w:p>
@@ -2409,13 +2421,13 @@
               <w:spacing w:before="57" w:after="57"/>
               <w:jc w:val="end"/>
               <w:rPr>
-                <w:highlight w:val="none"/>
-                <w:shd w:fill="auto" w:val="clear"/>
-              </w:rPr>
-            </w:pPr>
-            <w:r>
-              <w:rPr>
-                <w:rFonts w:eastAsia="Calibri" w:cs="Times New Roman" w:ascii="Times New Roman" w:hAnsi="Times New Roman"/>
+                <w:color w:val="000000"/>
+              </w:rPr>
+            </w:pPr>
+            <w:r>
+              <w:rPr>
+                <w:rFonts w:eastAsia="Calibri" w:cs="Times New Roman" w:ascii="Times New Roman" w:hAnsi="Times New Roman"/>
+                <w:color w:val="000000"/>
                 <w:kern w:val="0"/>
                 <w:sz w:val="26"/>
                 <w:szCs w:val="26"/>
@@ -2434,10 +2446,10 @@
             <w:tcW w:w="10200" w:type="dxa"/>
             <w:gridSpan w:val="2"/>
             <w:tcBorders>
-              <w:top w:val="single" w:sz="10" w:space="0" w:color="FFFFFF"/>
-              <w:start w:val="single" w:sz="10" w:space="0" w:color="FFFFFF"/>
-              <w:bottom w:val="single" w:sz="10" w:space="0" w:color="FFFFFF"/>
-              <w:end w:val="single" w:sz="10" w:space="0" w:color="FFFFFF"/>
+              <w:top w:val="single" w:sz="10" w:space="0" w:color="000000"/>
+              <w:start w:val="single" w:sz="10" w:space="0" w:color="000000"/>
+              <w:bottom w:val="single" w:sz="10" w:space="0" w:color="000000"/>
+              <w:end w:val="single" w:sz="10" w:space="0" w:color="000000"/>
             </w:tcBorders>
             <w:vAlign w:val="center"/>
           </w:tcPr>
@@ -2449,14 +2461,14 @@
               <w:spacing w:before="57" w:after="57"/>
               <w:jc w:val="center"/>
               <w:rPr>
-                <w:highlight w:val="none"/>
-                <w:shd w:fill="auto" w:val="clear"/>
+                <w:color w:val="000000"/>
               </w:rPr>
             </w:pPr>
             <w:r>
               <w:rPr>
                 <w:rFonts w:eastAsia="Calibri" w:cs=""/>
                 <w:b/>
+                <w:color w:val="000000"/>
                 <w:kern w:val="0"/>
                 <w:sz w:val="26"/>
                 <w:szCs w:val="26"/>
@@ -2472,12 +2484,12 @@
         <w:trPr/>
         <w:tc>
           <w:tcPr>
-            <w:tcW w:w="7083" w:type="dxa"/>
-            <w:tcBorders>
-              <w:top w:val="single" w:sz="10" w:space="0" w:color="FFFFFF"/>
-              <w:start w:val="single" w:sz="10" w:space="0" w:color="FFFFFF"/>
-              <w:bottom w:val="single" w:sz="10" w:space="0" w:color="FFFFFF"/>
-              <w:end w:val="single" w:sz="10" w:space="0" w:color="FFFFFF"/>
+            <w:tcW w:w="7082" w:type="dxa"/>
+            <w:tcBorders>
+              <w:top w:val="single" w:sz="10" w:space="0" w:color="000000"/>
+              <w:start w:val="single" w:sz="10" w:space="0" w:color="000000"/>
+              <w:bottom w:val="single" w:sz="10" w:space="0" w:color="000000"/>
+              <w:end w:val="single" w:sz="10" w:space="0" w:color="000000"/>
             </w:tcBorders>
           </w:tcPr>
           <w:p>
@@ -2488,12 +2500,12 @@
               <w:spacing w:before="57" w:after="57"/>
               <w:jc w:val="start"/>
               <w:rPr>
-                <w:highlight w:val="none"/>
-                <w:shd w:fill="auto" w:val="clear"/>
-              </w:rPr>
-            </w:pPr>
-            <w:r>
-              <w:rPr>
+                <w:color w:val="000000"/>
+              </w:rPr>
+            </w:pPr>
+            <w:r>
+              <w:rPr>
+                <w:color w:val="000000"/>
                 <w:kern w:val="0"/>
                 <w:sz w:val="26"/>
                 <w:szCs w:val="26"/>
@@ -2506,12 +2518,12 @@
         </w:tc>
         <w:tc>
           <w:tcPr>
-            <w:tcW w:w="3117" w:type="dxa"/>
-            <w:tcBorders>
-              <w:top w:val="single" w:sz="10" w:space="0" w:color="FFFFFF"/>
-              <w:start w:val="single" w:sz="10" w:space="0" w:color="FFFFFF"/>
-              <w:bottom w:val="single" w:sz="10" w:space="0" w:color="FFFFFF"/>
-              <w:end w:val="single" w:sz="10" w:space="0" w:color="FFFFFF"/>
+            <w:tcW w:w="3118" w:type="dxa"/>
+            <w:tcBorders>
+              <w:top w:val="single" w:sz="10" w:space="0" w:color="000000"/>
+              <w:start w:val="single" w:sz="10" w:space="0" w:color="000000"/>
+              <w:bottom w:val="single" w:sz="10" w:space="0" w:color="000000"/>
+              <w:end w:val="single" w:sz="10" w:space="0" w:color="000000"/>
             </w:tcBorders>
           </w:tcPr>
           <w:p>
@@ -2522,13 +2534,13 @@
               <w:spacing w:before="57" w:after="57"/>
               <w:jc w:val="end"/>
               <w:rPr>
-                <w:highlight w:val="none"/>
-                <w:shd w:fill="auto" w:val="clear"/>
-              </w:rPr>
-            </w:pPr>
-            <w:r>
-              <w:rPr>
-                <w:rFonts w:eastAsia="Calibri" w:cs="Times New Roman" w:ascii="Times New Roman" w:hAnsi="Times New Roman"/>
+                <w:color w:val="000000"/>
+              </w:rPr>
+            </w:pPr>
+            <w:r>
+              <w:rPr>
+                <w:rFonts w:eastAsia="Calibri" w:cs="Times New Roman" w:ascii="Times New Roman" w:hAnsi="Times New Roman"/>
+                <w:color w:val="000000"/>
                 <w:kern w:val="0"/>
                 <w:sz w:val="26"/>
                 <w:szCs w:val="26"/>
@@ -2544,12 +2556,12 @@
         <w:trPr/>
         <w:tc>
           <w:tcPr>
-            <w:tcW w:w="7083" w:type="dxa"/>
-            <w:tcBorders>
-              <w:top w:val="single" w:sz="10" w:space="0" w:color="FFFFFF"/>
-              <w:start w:val="single" w:sz="10" w:space="0" w:color="FFFFFF"/>
-              <w:bottom w:val="single" w:sz="10" w:space="0" w:color="FFFFFF"/>
-              <w:end w:val="single" w:sz="10" w:space="0" w:color="FFFFFF"/>
+            <w:tcW w:w="7082" w:type="dxa"/>
+            <w:tcBorders>
+              <w:top w:val="single" w:sz="10" w:space="0" w:color="000000"/>
+              <w:start w:val="single" w:sz="10" w:space="0" w:color="000000"/>
+              <w:bottom w:val="single" w:sz="10" w:space="0" w:color="000000"/>
+              <w:end w:val="single" w:sz="10" w:space="0" w:color="000000"/>
             </w:tcBorders>
           </w:tcPr>
           <w:p>
@@ -2560,12 +2572,12 @@
               <w:spacing w:before="57" w:after="57"/>
               <w:jc w:val="start"/>
               <w:rPr>
-                <w:highlight w:val="none"/>
-                <w:shd w:fill="auto" w:val="clear"/>
-              </w:rPr>
-            </w:pPr>
-            <w:r>
-              <w:rPr>
+                <w:color w:val="000000"/>
+              </w:rPr>
+            </w:pPr>
+            <w:r>
+              <w:rPr>
+                <w:color w:val="000000"/>
                 <w:kern w:val="0"/>
                 <w:sz w:val="26"/>
                 <w:szCs w:val="26"/>
@@ -2578,12 +2590,12 @@
         </w:tc>
         <w:tc>
           <w:tcPr>
-            <w:tcW w:w="3117" w:type="dxa"/>
-            <w:tcBorders>
-              <w:top w:val="single" w:sz="10" w:space="0" w:color="FFFFFF"/>
-              <w:start w:val="single" w:sz="10" w:space="0" w:color="FFFFFF"/>
-              <w:bottom w:val="single" w:sz="10" w:space="0" w:color="FFFFFF"/>
-              <w:end w:val="single" w:sz="10" w:space="0" w:color="FFFFFF"/>
+            <w:tcW w:w="3118" w:type="dxa"/>
+            <w:tcBorders>
+              <w:top w:val="single" w:sz="10" w:space="0" w:color="000000"/>
+              <w:start w:val="single" w:sz="10" w:space="0" w:color="000000"/>
+              <w:bottom w:val="single" w:sz="10" w:space="0" w:color="000000"/>
+              <w:end w:val="single" w:sz="10" w:space="0" w:color="000000"/>
             </w:tcBorders>
           </w:tcPr>
           <w:p>
@@ -2594,13 +2606,13 @@
               <w:spacing w:before="57" w:after="57"/>
               <w:jc w:val="end"/>
               <w:rPr>
-                <w:highlight w:val="none"/>
-                <w:shd w:fill="auto" w:val="clear"/>
-              </w:rPr>
-            </w:pPr>
-            <w:r>
-              <w:rPr>
-                <w:rFonts w:eastAsia="Calibri" w:cs="Times New Roman" w:ascii="Times New Roman" w:hAnsi="Times New Roman"/>
+                <w:color w:val="000000"/>
+              </w:rPr>
+            </w:pPr>
+            <w:r>
+              <w:rPr>
+                <w:rFonts w:eastAsia="Calibri" w:cs="Times New Roman" w:ascii="Times New Roman" w:hAnsi="Times New Roman"/>
+                <w:color w:val="000000"/>
                 <w:kern w:val="0"/>
                 <w:sz w:val="26"/>
                 <w:szCs w:val="26"/>
@@ -2616,12 +2628,12 @@
         <w:trPr/>
         <w:tc>
           <w:tcPr>
-            <w:tcW w:w="7083" w:type="dxa"/>
-            <w:tcBorders>
-              <w:top w:val="single" w:sz="10" w:space="0" w:color="FFFFFF"/>
-              <w:start w:val="single" w:sz="10" w:space="0" w:color="FFFFFF"/>
-              <w:bottom w:val="single" w:sz="10" w:space="0" w:color="FFFFFF"/>
-              <w:end w:val="single" w:sz="10" w:space="0" w:color="FFFFFF"/>
+            <w:tcW w:w="7082" w:type="dxa"/>
+            <w:tcBorders>
+              <w:top w:val="single" w:sz="10" w:space="0" w:color="000000"/>
+              <w:start w:val="single" w:sz="10" w:space="0" w:color="000000"/>
+              <w:bottom w:val="single" w:sz="10" w:space="0" w:color="000000"/>
+              <w:end w:val="single" w:sz="10" w:space="0" w:color="000000"/>
             </w:tcBorders>
           </w:tcPr>
           <w:p>
@@ -2632,12 +2644,12 @@
               <w:spacing w:before="57" w:after="57"/>
               <w:jc w:val="start"/>
               <w:rPr>
-                <w:highlight w:val="none"/>
-                <w:shd w:fill="auto" w:val="clear"/>
-              </w:rPr>
-            </w:pPr>
-            <w:r>
-              <w:rPr>
+                <w:color w:val="000000"/>
+              </w:rPr>
+            </w:pPr>
+            <w:r>
+              <w:rPr>
+                <w:color w:val="000000"/>
                 <w:kern w:val="0"/>
                 <w:sz w:val="26"/>
                 <w:szCs w:val="26"/>
@@ -2650,12 +2662,12 @@
         </w:tc>
         <w:tc>
           <w:tcPr>
-            <w:tcW w:w="3117" w:type="dxa"/>
-            <w:tcBorders>
-              <w:top w:val="single" w:sz="10" w:space="0" w:color="FFFFFF"/>
-              <w:start w:val="single" w:sz="10" w:space="0" w:color="FFFFFF"/>
-              <w:bottom w:val="single" w:sz="10" w:space="0" w:color="FFFFFF"/>
-              <w:end w:val="single" w:sz="10" w:space="0" w:color="FFFFFF"/>
+            <w:tcW w:w="3118" w:type="dxa"/>
+            <w:tcBorders>
+              <w:top w:val="single" w:sz="10" w:space="0" w:color="000000"/>
+              <w:start w:val="single" w:sz="10" w:space="0" w:color="000000"/>
+              <w:bottom w:val="single" w:sz="10" w:space="0" w:color="000000"/>
+              <w:end w:val="single" w:sz="10" w:space="0" w:color="000000"/>
             </w:tcBorders>
           </w:tcPr>
           <w:p>
@@ -2666,13 +2678,13 @@
               <w:spacing w:before="57" w:after="57"/>
               <w:jc w:val="end"/>
               <w:rPr>
-                <w:highlight w:val="none"/>
-                <w:shd w:fill="auto" w:val="clear"/>
-              </w:rPr>
-            </w:pPr>
-            <w:r>
-              <w:rPr>
-                <w:rFonts w:eastAsia="Calibri" w:cs="Times New Roman" w:ascii="Times New Roman" w:hAnsi="Times New Roman"/>
+                <w:color w:val="000000"/>
+              </w:rPr>
+            </w:pPr>
+            <w:r>
+              <w:rPr>
+                <w:rFonts w:eastAsia="Calibri" w:cs="Times New Roman" w:ascii="Times New Roman" w:hAnsi="Times New Roman"/>
+                <w:color w:val="000000"/>
                 <w:kern w:val="0"/>
                 <w:sz w:val="26"/>
                 <w:szCs w:val="26"/>
@@ -2688,12 +2700,12 @@
         <w:trPr/>
         <w:tc>
           <w:tcPr>
-            <w:tcW w:w="7083" w:type="dxa"/>
-            <w:tcBorders>
-              <w:top w:val="single" w:sz="10" w:space="0" w:color="FFFFFF"/>
-              <w:start w:val="single" w:sz="10" w:space="0" w:color="FFFFFF"/>
-              <w:bottom w:val="single" w:sz="10" w:space="0" w:color="FFFFFF"/>
-              <w:end w:val="single" w:sz="10" w:space="0" w:color="FFFFFF"/>
+            <w:tcW w:w="7082" w:type="dxa"/>
+            <w:tcBorders>
+              <w:top w:val="single" w:sz="10" w:space="0" w:color="000000"/>
+              <w:start w:val="single" w:sz="10" w:space="0" w:color="000000"/>
+              <w:bottom w:val="single" w:sz="10" w:space="0" w:color="000000"/>
+              <w:end w:val="single" w:sz="10" w:space="0" w:color="000000"/>
             </w:tcBorders>
           </w:tcPr>
           <w:p>
@@ -2704,13 +2716,13 @@
               <w:spacing w:before="57" w:after="57"/>
               <w:jc w:val="start"/>
               <w:rPr>
-                <w:highlight w:val="none"/>
-                <w:shd w:fill="auto" w:val="clear"/>
+                <w:color w:val="000000"/>
               </w:rPr>
             </w:pPr>
             <w:r>
               <w:rPr>
                 <w:rFonts w:eastAsia="Times New Roman" w:cs="Times New Roman" w:ascii="Times New Roman" w:hAnsi="Times New Roman"/>
+                <w:color w:val="000000"/>
                 <w:kern w:val="0"/>
                 <w:sz w:val="26"/>
                 <w:szCs w:val="26"/>
@@ -2723,12 +2735,12 @@
         </w:tc>
         <w:tc>
           <w:tcPr>
-            <w:tcW w:w="3117" w:type="dxa"/>
-            <w:tcBorders>
-              <w:top w:val="single" w:sz="10" w:space="0" w:color="FFFFFF"/>
-              <w:start w:val="single" w:sz="10" w:space="0" w:color="FFFFFF"/>
-              <w:bottom w:val="single" w:sz="10" w:space="0" w:color="FFFFFF"/>
-              <w:end w:val="single" w:sz="10" w:space="0" w:color="FFFFFF"/>
+            <w:tcW w:w="3118" w:type="dxa"/>
+            <w:tcBorders>
+              <w:top w:val="single" w:sz="10" w:space="0" w:color="000000"/>
+              <w:start w:val="single" w:sz="10" w:space="0" w:color="000000"/>
+              <w:bottom w:val="single" w:sz="10" w:space="0" w:color="000000"/>
+              <w:end w:val="single" w:sz="10" w:space="0" w:color="000000"/>
             </w:tcBorders>
           </w:tcPr>
           <w:p>
@@ -2739,13 +2751,13 @@
               <w:spacing w:before="57" w:after="57"/>
               <w:jc w:val="end"/>
               <w:rPr>
-                <w:highlight w:val="none"/>
-                <w:shd w:fill="auto" w:val="clear"/>
-              </w:rPr>
-            </w:pPr>
-            <w:r>
-              <w:rPr>
-                <w:rFonts w:eastAsia="Calibri" w:cs="Times New Roman" w:ascii="Times New Roman" w:hAnsi="Times New Roman"/>
+                <w:color w:val="000000"/>
+              </w:rPr>
+            </w:pPr>
+            <w:r>
+              <w:rPr>
+                <w:rFonts w:eastAsia="Calibri" w:cs="Times New Roman" w:ascii="Times New Roman" w:hAnsi="Times New Roman"/>
+                <w:color w:val="000000"/>
                 <w:kern w:val="0"/>
                 <w:sz w:val="26"/>
                 <w:szCs w:val="26"/>
@@ -2764,10 +2776,10 @@
             <w:tcW w:w="10200" w:type="dxa"/>
             <w:gridSpan w:val="2"/>
             <w:tcBorders>
-              <w:top w:val="single" w:sz="10" w:space="0" w:color="FFFFFF"/>
-              <w:start w:val="single" w:sz="10" w:space="0" w:color="FFFFFF"/>
-              <w:bottom w:val="single" w:sz="10" w:space="0" w:color="FFFFFF"/>
-              <w:end w:val="single" w:sz="10" w:space="0" w:color="FFFFFF"/>
+              <w:top w:val="single" w:sz="10" w:space="0" w:color="000000"/>
+              <w:start w:val="single" w:sz="10" w:space="0" w:color="000000"/>
+              <w:bottom w:val="single" w:sz="10" w:space="0" w:color="000000"/>
+              <w:end w:val="single" w:sz="10" w:space="0" w:color="000000"/>
             </w:tcBorders>
             <w:vAlign w:val="center"/>
           </w:tcPr>
@@ -2779,14 +2791,14 @@
               <w:spacing w:before="57" w:after="57"/>
               <w:jc w:val="center"/>
               <w:rPr>
-                <w:highlight w:val="none"/>
-                <w:shd w:fill="auto" w:val="clear"/>
+                <w:color w:val="000000"/>
               </w:rPr>
             </w:pPr>
             <w:r>
               <w:rPr>
                 <w:rFonts w:eastAsia="Calibri" w:cs="Times New Roman" w:ascii="Times New Roman" w:hAnsi="Times New Roman"/>
                 <w:b/>
+                <w:color w:val="000000"/>
                 <w:kern w:val="0"/>
                 <w:sz w:val="26"/>
                 <w:szCs w:val="26"/>
@@ -2802,12 +2814,12 @@
         <w:trPr/>
         <w:tc>
           <w:tcPr>
-            <w:tcW w:w="7083" w:type="dxa"/>
-            <w:tcBorders>
-              <w:top w:val="single" w:sz="10" w:space="0" w:color="FFFFFF"/>
-              <w:start w:val="single" w:sz="10" w:space="0" w:color="FFFFFF"/>
-              <w:bottom w:val="single" w:sz="10" w:space="0" w:color="FFFFFF"/>
-              <w:end w:val="single" w:sz="10" w:space="0" w:color="FFFFFF"/>
+            <w:tcW w:w="7082" w:type="dxa"/>
+            <w:tcBorders>
+              <w:top w:val="single" w:sz="10" w:space="0" w:color="000000"/>
+              <w:start w:val="single" w:sz="10" w:space="0" w:color="000000"/>
+              <w:bottom w:val="single" w:sz="10" w:space="0" w:color="000000"/>
+              <w:end w:val="single" w:sz="10" w:space="0" w:color="000000"/>
             </w:tcBorders>
           </w:tcPr>
           <w:p>
@@ -2818,13 +2830,13 @@
               <w:spacing w:before="57" w:after="57"/>
               <w:jc w:val="start"/>
               <w:rPr>
-                <w:highlight w:val="none"/>
-                <w:shd w:fill="auto" w:val="clear"/>
-              </w:rPr>
-            </w:pPr>
-            <w:r>
-              <w:rPr>
-                <w:rFonts w:eastAsia="Calibri" w:cs="Times New Roman" w:ascii="Times New Roman" w:hAnsi="Times New Roman"/>
+                <w:color w:val="000000"/>
+              </w:rPr>
+            </w:pPr>
+            <w:r>
+              <w:rPr>
+                <w:rFonts w:eastAsia="Calibri" w:cs="Times New Roman" w:ascii="Times New Roman" w:hAnsi="Times New Roman"/>
+                <w:color w:val="000000"/>
                 <w:kern w:val="0"/>
                 <w:sz w:val="26"/>
                 <w:szCs w:val="26"/>
@@ -2837,12 +2849,12 @@
         </w:tc>
         <w:tc>
           <w:tcPr>
-            <w:tcW w:w="3117" w:type="dxa"/>
-            <w:tcBorders>
-              <w:top w:val="single" w:sz="10" w:space="0" w:color="FFFFFF"/>
-              <w:start w:val="single" w:sz="10" w:space="0" w:color="FFFFFF"/>
-              <w:bottom w:val="single" w:sz="10" w:space="0" w:color="FFFFFF"/>
-              <w:end w:val="single" w:sz="10" w:space="0" w:color="FFFFFF"/>
+            <w:tcW w:w="3118" w:type="dxa"/>
+            <w:tcBorders>
+              <w:top w:val="single" w:sz="10" w:space="0" w:color="000000"/>
+              <w:start w:val="single" w:sz="10" w:space="0" w:color="000000"/>
+              <w:bottom w:val="single" w:sz="10" w:space="0" w:color="000000"/>
+              <w:end w:val="single" w:sz="10" w:space="0" w:color="000000"/>
             </w:tcBorders>
           </w:tcPr>
           <w:p>
@@ -2853,13 +2865,13 @@
               <w:spacing w:before="57" w:after="57"/>
               <w:jc w:val="end"/>
               <w:rPr>
-                <w:highlight w:val="none"/>
-                <w:shd w:fill="auto" w:val="clear"/>
-              </w:rPr>
-            </w:pPr>
-            <w:r>
-              <w:rPr>
-                <w:rFonts w:eastAsia="Calibri" w:cs="Times New Roman" w:ascii="Times New Roman" w:hAnsi="Times New Roman"/>
+                <w:color w:val="000000"/>
+              </w:rPr>
+            </w:pPr>
+            <w:r>
+              <w:rPr>
+                <w:rFonts w:eastAsia="Calibri" w:cs="Times New Roman" w:ascii="Times New Roman" w:hAnsi="Times New Roman"/>
+                <w:color w:val="000000"/>
                 <w:kern w:val="0"/>
                 <w:sz w:val="26"/>
                 <w:szCs w:val="26"/>
@@ -2871,6 +2883,7 @@
             <w:r>
               <w:rPr>
                 <w:rFonts w:eastAsia="Calibri" w:cs="Times New Roman" w:ascii="Times New Roman" w:hAnsi="Times New Roman"/>
+                <w:color w:val="000000"/>
                 <w:kern w:val="0"/>
                 <w:sz w:val="26"/>
                 <w:szCs w:val="26"/>
@@ -2883,6 +2896,7 @@
             <w:r>
               <w:rPr>
                 <w:rFonts w:eastAsia="Calibri" w:cs="Times New Roman" w:ascii="Times New Roman" w:hAnsi="Times New Roman"/>
+                <w:color w:val="000000"/>
                 <w:kern w:val="0"/>
                 <w:sz w:val="26"/>
                 <w:szCs w:val="26"/>
@@ -2894,6 +2908,7 @@
             <w:r>
               <w:rPr>
                 <w:rFonts w:eastAsia="Calibri" w:cs="Times New Roman" w:ascii="Times New Roman" w:hAnsi="Times New Roman"/>
+                <w:color w:val="000000"/>
                 <w:kern w:val="0"/>
                 <w:sz w:val="26"/>
                 <w:szCs w:val="26"/>
@@ -2906,6 +2921,7 @@
             <w:r>
               <w:rPr>
                 <w:rFonts w:eastAsia="Calibri" w:cs="Times New Roman" w:ascii="Times New Roman" w:hAnsi="Times New Roman"/>
+                <w:color w:val="000000"/>
                 <w:kern w:val="0"/>
                 <w:sz w:val="26"/>
                 <w:szCs w:val="26"/>
@@ -2921,12 +2937,12 @@
         <w:trPr/>
         <w:tc>
           <w:tcPr>
-            <w:tcW w:w="7083" w:type="dxa"/>
-            <w:tcBorders>
-              <w:top w:val="single" w:sz="10" w:space="0" w:color="FFFFFF"/>
-              <w:start w:val="single" w:sz="10" w:space="0" w:color="FFFFFF"/>
-              <w:bottom w:val="single" w:sz="10" w:space="0" w:color="FFFFFF"/>
-              <w:end w:val="single" w:sz="10" w:space="0" w:color="FFFFFF"/>
+            <w:tcW w:w="7082" w:type="dxa"/>
+            <w:tcBorders>
+              <w:top w:val="single" w:sz="10" w:space="0" w:color="000000"/>
+              <w:start w:val="single" w:sz="10" w:space="0" w:color="000000"/>
+              <w:bottom w:val="single" w:sz="10" w:space="0" w:color="000000"/>
+              <w:end w:val="single" w:sz="10" w:space="0" w:color="000000"/>
             </w:tcBorders>
           </w:tcPr>
           <w:p>
@@ -2937,13 +2953,13 @@
               <w:spacing w:before="57" w:after="57"/>
               <w:jc w:val="start"/>
               <w:rPr>
-                <w:highlight w:val="none"/>
-                <w:shd w:fill="auto" w:val="clear"/>
+                <w:color w:val="000000"/>
               </w:rPr>
             </w:pPr>
             <w:r>
               <w:rPr>
                 <w:rFonts w:eastAsia="Times New Roman" w:cs="Times New Roman" w:ascii="Times New Roman" w:hAnsi="Times New Roman"/>
+                <w:color w:val="000000"/>
                 <w:kern w:val="0"/>
                 <w:sz w:val="26"/>
                 <w:szCs w:val="26"/>
@@ -2956,12 +2972,12 @@
         </w:tc>
         <w:tc>
           <w:tcPr>
-            <w:tcW w:w="3117" w:type="dxa"/>
-            <w:tcBorders>
-              <w:top w:val="single" w:sz="10" w:space="0" w:color="FFFFFF"/>
-              <w:start w:val="single" w:sz="10" w:space="0" w:color="FFFFFF"/>
-              <w:bottom w:val="single" w:sz="10" w:space="0" w:color="FFFFFF"/>
-              <w:end w:val="single" w:sz="10" w:space="0" w:color="FFFFFF"/>
+            <w:tcW w:w="3118" w:type="dxa"/>
+            <w:tcBorders>
+              <w:top w:val="single" w:sz="10" w:space="0" w:color="000000"/>
+              <w:start w:val="single" w:sz="10" w:space="0" w:color="000000"/>
+              <w:bottom w:val="single" w:sz="10" w:space="0" w:color="000000"/>
+              <w:end w:val="single" w:sz="10" w:space="0" w:color="000000"/>
             </w:tcBorders>
           </w:tcPr>
           <w:p>
@@ -2972,13 +2988,13 @@
               <w:spacing w:before="57" w:after="57"/>
               <w:jc w:val="end"/>
               <w:rPr>
-                <w:highlight w:val="none"/>
-                <w:shd w:fill="auto" w:val="clear"/>
-              </w:rPr>
-            </w:pPr>
-            <w:r>
-              <w:rPr>
-                <w:rFonts w:eastAsia="Calibri" w:cs="Times New Roman" w:ascii="Times New Roman" w:hAnsi="Times New Roman"/>
+                <w:color w:val="000000"/>
+              </w:rPr>
+            </w:pPr>
+            <w:r>
+              <w:rPr>
+                <w:rFonts w:eastAsia="Calibri" w:cs="Times New Roman" w:ascii="Times New Roman" w:hAnsi="Times New Roman"/>
+                <w:color w:val="000000"/>
                 <w:kern w:val="0"/>
                 <w:sz w:val="26"/>
                 <w:szCs w:val="26"/>
@@ -2994,12 +3010,12 @@
         <w:trPr/>
         <w:tc>
           <w:tcPr>
-            <w:tcW w:w="7083" w:type="dxa"/>
-            <w:tcBorders>
-              <w:top w:val="single" w:sz="10" w:space="0" w:color="FFFFFF"/>
-              <w:start w:val="single" w:sz="10" w:space="0" w:color="FFFFFF"/>
-              <w:bottom w:val="single" w:sz="10" w:space="0" w:color="FFFFFF"/>
-              <w:end w:val="single" w:sz="10" w:space="0" w:color="FFFFFF"/>
+            <w:tcW w:w="7082" w:type="dxa"/>
+            <w:tcBorders>
+              <w:top w:val="single" w:sz="10" w:space="0" w:color="000000"/>
+              <w:start w:val="single" w:sz="10" w:space="0" w:color="000000"/>
+              <w:bottom w:val="single" w:sz="10" w:space="0" w:color="000000"/>
+              <w:end w:val="single" w:sz="10" w:space="0" w:color="000000"/>
             </w:tcBorders>
           </w:tcPr>
           <w:p>
@@ -3010,13 +3026,13 @@
               <w:spacing w:before="57" w:after="57"/>
               <w:jc w:val="start"/>
               <w:rPr>
-                <w:highlight w:val="none"/>
-                <w:shd w:fill="auto" w:val="clear"/>
+                <w:color w:val="000000"/>
               </w:rPr>
             </w:pPr>
             <w:r>
               <w:rPr>
                 <w:rFonts w:eastAsia="Times New Roman" w:cs="Times New Roman" w:ascii="Times New Roman" w:hAnsi="Times New Roman"/>
+                <w:color w:val="000000"/>
                 <w:kern w:val="0"/>
                 <w:sz w:val="26"/>
                 <w:szCs w:val="26"/>
@@ -3029,12 +3045,12 @@
         </w:tc>
         <w:tc>
           <w:tcPr>
-            <w:tcW w:w="3117" w:type="dxa"/>
-            <w:tcBorders>
-              <w:top w:val="single" w:sz="10" w:space="0" w:color="FFFFFF"/>
-              <w:start w:val="single" w:sz="10" w:space="0" w:color="FFFFFF"/>
-              <w:bottom w:val="single" w:sz="10" w:space="0" w:color="FFFFFF"/>
-              <w:end w:val="single" w:sz="10" w:space="0" w:color="FFFFFF"/>
+            <w:tcW w:w="3118" w:type="dxa"/>
+            <w:tcBorders>
+              <w:top w:val="single" w:sz="10" w:space="0" w:color="000000"/>
+              <w:start w:val="single" w:sz="10" w:space="0" w:color="000000"/>
+              <w:bottom w:val="single" w:sz="10" w:space="0" w:color="000000"/>
+              <w:end w:val="single" w:sz="10" w:space="0" w:color="000000"/>
             </w:tcBorders>
           </w:tcPr>
           <w:p>
@@ -3045,13 +3061,13 @@
               <w:spacing w:before="57" w:after="57"/>
               <w:jc w:val="end"/>
               <w:rPr>
-                <w:highlight w:val="none"/>
-                <w:shd w:fill="auto" w:val="clear"/>
-              </w:rPr>
-            </w:pPr>
-            <w:r>
-              <w:rPr>
-                <w:rFonts w:eastAsia="Calibri" w:cs="Times New Roman" w:ascii="Times New Roman" w:hAnsi="Times New Roman"/>
+                <w:color w:val="000000"/>
+              </w:rPr>
+            </w:pPr>
+            <w:r>
+              <w:rPr>
+                <w:rFonts w:eastAsia="Calibri" w:cs="Times New Roman" w:ascii="Times New Roman" w:hAnsi="Times New Roman"/>
+                <w:color w:val="000000"/>
                 <w:kern w:val="0"/>
                 <w:sz w:val="26"/>
                 <w:szCs w:val="26"/>
@@ -3069,6 +3085,7 @@
         <w:pStyle w:val="NoSpacing"/>
         <w:rPr>
           <w:rFonts w:ascii="Times New Roman" w:hAnsi="Times New Roman" w:cs="Times New Roman"/>
+          <w:color w:val="000000"/>
           <w:sz w:val="28"/>
           <w:szCs w:val="28"/>
         </w:rPr>
@@ -3076,6 +3093,7 @@
       <w:r>
         <w:rPr>
           <w:rFonts w:cs="Times New Roman" w:ascii="Times New Roman" w:hAnsi="Times New Roman"/>
+          <w:color w:val="000000"/>
           <w:sz w:val="28"/>
           <w:szCs w:val="28"/>
         </w:rPr>
@@ -3693,6 +3711,13 @@
       <w:lang w:val="en-US" w:eastAsia="en-US"/>
     </w:rPr>
   </w:style>
+  <w:style w:type="paragraph" w:styleId="user2">
+    <w:name w:val="Вміст рамки (user)"/>
+    <w:basedOn w:val="Normal"/>
+    <w:qFormat/>
+    <w:pPr/>
+    <w:rPr/>
+  </w:style>
   <w:style w:type="paragraph" w:styleId="Style16">
     <w:name w:val="Вміст рамки"/>
     <w:basedOn w:val="Normal"/>
@@ -3700,12 +3725,28 @@
     <w:pPr/>
     <w:rPr/>
   </w:style>
-  <w:style w:type="paragraph" w:styleId="user2">
-    <w:name w:val="Вміст рамки (user)"/>
+  <w:style w:type="paragraph" w:styleId="Style17">
+    <w:name w:val="Вміст таблиці"/>
     <w:basedOn w:val="Normal"/>
     <w:qFormat/>
-    <w:pPr/>
+    <w:pPr>
+      <w:widowControl w:val="false"/>
+      <w:suppressLineNumbers/>
+    </w:pPr>
     <w:rPr/>
+  </w:style>
+  <w:style w:type="paragraph" w:styleId="Style18">
+    <w:name w:val="Заголовок таблиці"/>
+    <w:basedOn w:val="Style17"/>
+    <w:qFormat/>
+    <w:pPr>
+      <w:suppressLineNumbers/>
+      <w:jc w:val="center"/>
+    </w:pPr>
+    <w:rPr>
+      <w:b/>
+      <w:bCs/>
+    </w:rPr>
   </w:style>
   <w:style w:type="paragraph" w:styleId="user3">
     <w:name w:val="Вміст таблиці (user)"/>
@@ -3730,31 +3771,8 @@
       <w:bCs/>
     </w:rPr>
   </w:style>
-  <w:style w:type="paragraph" w:styleId="Style17">
-    <w:name w:val="Вміст таблиці"/>
-    <w:basedOn w:val="Normal"/>
-    <w:qFormat/>
-    <w:pPr>
-      <w:widowControl w:val="false"/>
-      <w:suppressLineNumbers/>
-    </w:pPr>
-    <w:rPr/>
-  </w:style>
-  <w:style w:type="paragraph" w:styleId="Style18">
-    <w:name w:val="Заголовок таблиці"/>
-    <w:basedOn w:val="Style17"/>
-    <w:qFormat/>
-    <w:pPr>
-      <w:suppressLineNumbers/>
-      <w:jc w:val="center"/>
-    </w:pPr>
-    <w:rPr>
-      <w:b/>
-      <w:bCs/>
-    </w:rPr>
-  </w:style>
-  <w:style w:type="numbering" w:styleId="Style19" w:default="1">
-    <w:name w:val="Без маркерів"/>
+  <w:style w:type="numbering" w:styleId="user5" w:default="1">
+    <w:name w:val="Без маркерів (user)"/>
     <w:uiPriority w:val="99"/>
     <w:semiHidden/>
     <w:unhideWhenUsed/>

--- a/public/docxFiles/PD71/PD71_characteristics.docx
+++ b/public/docxFiles/PD71/PD71_characteristics.docx
@@ -74,7 +74,7 @@
         <w:tblStyle w:val="a4"/>
         <w:tblW w:w="10200" w:type="dxa"/>
         <w:jc w:val="start"/>
-        <w:tblInd w:w="-7" w:type="dxa"/>
+        <w:tblInd w:w="-6" w:type="dxa"/>
         <w:tblLayout w:type="fixed"/>
         <w:tblCellMar>
           <w:top w:w="0" w:type="dxa"/>
@@ -85,8 +85,8 @@
         <w:tblLook w:noHBand="0" w:noVBand="1" w:firstColumn="1" w:lastRow="0" w:lastColumn="0" w:firstRow="1" w:val="04a0"/>
       </w:tblPr>
       <w:tblGrid>
-        <w:gridCol w:w="7082"/>
-        <w:gridCol w:w="3118"/>
+        <w:gridCol w:w="7081"/>
+        <w:gridCol w:w="3119"/>
       </w:tblGrid>
       <w:tr>
         <w:trPr/>
@@ -133,7 +133,7 @@
         <w:trPr/>
         <w:tc>
           <w:tcPr>
-            <w:tcW w:w="7082" w:type="dxa"/>
+            <w:tcW w:w="7081" w:type="dxa"/>
             <w:tcBorders>
               <w:top w:val="single" w:sz="10" w:space="0" w:color="000000"/>
               <w:start w:val="single" w:sz="10" w:space="0" w:color="000000"/>
@@ -168,7 +168,7 @@
         </w:tc>
         <w:tc>
           <w:tcPr>
-            <w:tcW w:w="3118" w:type="dxa"/>
+            <w:tcW w:w="3119" w:type="dxa"/>
             <w:tcBorders>
               <w:top w:val="single" w:sz="10" w:space="0" w:color="000000"/>
               <w:start w:val="single" w:sz="10" w:space="0" w:color="000000"/>
@@ -207,7 +207,7 @@
         <w:trPr/>
         <w:tc>
           <w:tcPr>
-            <w:tcW w:w="7082" w:type="dxa"/>
+            <w:tcW w:w="7081" w:type="dxa"/>
             <w:tcBorders>
               <w:top w:val="single" w:sz="10" w:space="0" w:color="000000"/>
               <w:start w:val="single" w:sz="10" w:space="0" w:color="000000"/>
@@ -236,13 +236,38 @@
                 <w:shd w:fill="auto" w:val="clear"/>
                 <w:lang w:eastAsia="en-US" w:bidi="ar-SA"/>
               </w:rPr>
-              <w:t>Продуктивність, м3 / хв.</w:t>
-            </w:r>
-          </w:p>
-        </w:tc>
-        <w:tc>
-          <w:tcPr>
-            <w:tcW w:w="3118" w:type="dxa"/>
+              <w:t>Продуктивність, м</w:t>
+            </w:r>
+            <w:r>
+              <w:rPr>
+                <w:rFonts w:eastAsia="Times New Roman" w:cs="Times New Roman" w:ascii="Times New Roman" w:hAnsi="Times New Roman"/>
+                <w:color w:val="000000"/>
+                <w:kern w:val="0"/>
+                <w:sz w:val="26"/>
+                <w:szCs w:val="26"/>
+                <w:shd w:fill="auto" w:val="clear"/>
+                <w:vertAlign w:val="superscript"/>
+                <w:lang w:eastAsia="en-US" w:bidi="ar-SA"/>
+              </w:rPr>
+              <w:t xml:space="preserve">3 </w:t>
+            </w:r>
+            <w:r>
+              <w:rPr>
+                <w:rFonts w:eastAsia="Times New Roman" w:cs="Times New Roman" w:ascii="Times New Roman" w:hAnsi="Times New Roman"/>
+                <w:color w:val="000000"/>
+                <w:kern w:val="0"/>
+                <w:sz w:val="26"/>
+                <w:szCs w:val="26"/>
+                <w:shd w:fill="auto" w:val="clear"/>
+                <w:lang w:eastAsia="en-US" w:bidi="ar-SA"/>
+              </w:rPr>
+              <w:t>/ хв.</w:t>
+            </w:r>
+          </w:p>
+        </w:tc>
+        <w:tc>
+          <w:tcPr>
+            <w:tcW w:w="3119" w:type="dxa"/>
             <w:tcBorders>
               <w:top w:val="single" w:sz="10" w:space="0" w:color="000000"/>
               <w:start w:val="single" w:sz="10" w:space="0" w:color="000000"/>
@@ -280,7 +305,7 @@
         <w:trPr/>
         <w:tc>
           <w:tcPr>
-            <w:tcW w:w="7082" w:type="dxa"/>
+            <w:tcW w:w="7081" w:type="dxa"/>
             <w:tcBorders>
               <w:top w:val="single" w:sz="10" w:space="0" w:color="000000"/>
               <w:start w:val="single" w:sz="10" w:space="0" w:color="000000"/>
@@ -315,7 +340,7 @@
         </w:tc>
         <w:tc>
           <w:tcPr>
-            <w:tcW w:w="3118" w:type="dxa"/>
+            <w:tcW w:w="3119" w:type="dxa"/>
             <w:tcBorders>
               <w:top w:val="single" w:sz="10" w:space="0" w:color="000000"/>
               <w:start w:val="single" w:sz="10" w:space="0" w:color="000000"/>
@@ -353,7 +378,7 @@
         <w:trPr/>
         <w:tc>
           <w:tcPr>
-            <w:tcW w:w="7082" w:type="dxa"/>
+            <w:tcW w:w="7081" w:type="dxa"/>
             <w:tcBorders>
               <w:top w:val="single" w:sz="10" w:space="0" w:color="000000"/>
               <w:start w:val="single" w:sz="10" w:space="0" w:color="000000"/>
@@ -388,7 +413,7 @@
         </w:tc>
         <w:tc>
           <w:tcPr>
-            <w:tcW w:w="3118" w:type="dxa"/>
+            <w:tcW w:w="3119" w:type="dxa"/>
             <w:tcBorders>
               <w:top w:val="single" w:sz="10" w:space="0" w:color="000000"/>
               <w:start w:val="single" w:sz="10" w:space="0" w:color="000000"/>
@@ -426,7 +451,7 @@
         <w:trPr/>
         <w:tc>
           <w:tcPr>
-            <w:tcW w:w="7082" w:type="dxa"/>
+            <w:tcW w:w="7081" w:type="dxa"/>
             <w:tcBorders>
               <w:top w:val="single" w:sz="10" w:space="0" w:color="000000"/>
               <w:start w:val="single" w:sz="10" w:space="0" w:color="000000"/>
@@ -461,7 +486,7 @@
         </w:tc>
         <w:tc>
           <w:tcPr>
-            <w:tcW w:w="3118" w:type="dxa"/>
+            <w:tcW w:w="3119" w:type="dxa"/>
             <w:tcBorders>
               <w:top w:val="single" w:sz="10" w:space="0" w:color="000000"/>
               <w:start w:val="single" w:sz="10" w:space="0" w:color="000000"/>
@@ -499,7 +524,7 @@
         <w:trPr/>
         <w:tc>
           <w:tcPr>
-            <w:tcW w:w="7082" w:type="dxa"/>
+            <w:tcW w:w="7081" w:type="dxa"/>
             <w:tcBorders>
               <w:top w:val="single" w:sz="10" w:space="0" w:color="000000"/>
               <w:start w:val="single" w:sz="10" w:space="0" w:color="000000"/>
@@ -534,7 +559,7 @@
         </w:tc>
         <w:tc>
           <w:tcPr>
-            <w:tcW w:w="3118" w:type="dxa"/>
+            <w:tcW w:w="3119" w:type="dxa"/>
             <w:tcBorders>
               <w:top w:val="single" w:sz="10" w:space="0" w:color="000000"/>
               <w:start w:val="single" w:sz="10" w:space="0" w:color="000000"/>
@@ -572,7 +597,7 @@
         <w:trPr/>
         <w:tc>
           <w:tcPr>
-            <w:tcW w:w="7082" w:type="dxa"/>
+            <w:tcW w:w="7081" w:type="dxa"/>
             <w:tcBorders>
               <w:top w:val="single" w:sz="10" w:space="0" w:color="000000"/>
               <w:start w:val="single" w:sz="10" w:space="0" w:color="000000"/>
@@ -607,7 +632,7 @@
         </w:tc>
         <w:tc>
           <w:tcPr>
-            <w:tcW w:w="3118" w:type="dxa"/>
+            <w:tcW w:w="3119" w:type="dxa"/>
             <w:tcBorders>
               <w:top w:val="single" w:sz="10" w:space="0" w:color="000000"/>
               <w:start w:val="single" w:sz="10" w:space="0" w:color="000000"/>
@@ -645,7 +670,7 @@
         <w:trPr/>
         <w:tc>
           <w:tcPr>
-            <w:tcW w:w="7082" w:type="dxa"/>
+            <w:tcW w:w="7081" w:type="dxa"/>
             <w:tcBorders>
               <w:top w:val="single" w:sz="10" w:space="0" w:color="000000"/>
               <w:start w:val="single" w:sz="10" w:space="0" w:color="000000"/>
@@ -680,7 +705,7 @@
         </w:tc>
         <w:tc>
           <w:tcPr>
-            <w:tcW w:w="3118" w:type="dxa"/>
+            <w:tcW w:w="3119" w:type="dxa"/>
             <w:tcBorders>
               <w:top w:val="single" w:sz="10" w:space="0" w:color="000000"/>
               <w:start w:val="single" w:sz="10" w:space="0" w:color="000000"/>
@@ -718,7 +743,7 @@
         <w:trPr/>
         <w:tc>
           <w:tcPr>
-            <w:tcW w:w="7082" w:type="dxa"/>
+            <w:tcW w:w="7081" w:type="dxa"/>
             <w:tcBorders>
               <w:top w:val="single" w:sz="10" w:space="0" w:color="000000"/>
               <w:start w:val="single" w:sz="10" w:space="0" w:color="000000"/>
@@ -753,7 +778,7 @@
         </w:tc>
         <w:tc>
           <w:tcPr>
-            <w:tcW w:w="3118" w:type="dxa"/>
+            <w:tcW w:w="3119" w:type="dxa"/>
             <w:tcBorders>
               <w:top w:val="single" w:sz="10" w:space="0" w:color="000000"/>
               <w:start w:val="single" w:sz="10" w:space="0" w:color="000000"/>
@@ -791,7 +816,7 @@
         <w:trPr/>
         <w:tc>
           <w:tcPr>
-            <w:tcW w:w="7082" w:type="dxa"/>
+            <w:tcW w:w="7081" w:type="dxa"/>
             <w:tcBorders>
               <w:top w:val="single" w:sz="10" w:space="0" w:color="000000"/>
               <w:start w:val="single" w:sz="10" w:space="0" w:color="000000"/>
@@ -826,7 +851,7 @@
         </w:tc>
         <w:tc>
           <w:tcPr>
-            <w:tcW w:w="3118" w:type="dxa"/>
+            <w:tcW w:w="3119" w:type="dxa"/>
             <w:tcBorders>
               <w:top w:val="single" w:sz="10" w:space="0" w:color="000000"/>
               <w:start w:val="single" w:sz="10" w:space="0" w:color="000000"/>
@@ -864,7 +889,7 @@
         <w:trPr/>
         <w:tc>
           <w:tcPr>
-            <w:tcW w:w="7082" w:type="dxa"/>
+            <w:tcW w:w="7081" w:type="dxa"/>
             <w:tcBorders>
               <w:top w:val="single" w:sz="10" w:space="0" w:color="000000"/>
               <w:start w:val="single" w:sz="10" w:space="0" w:color="000000"/>
@@ -899,7 +924,7 @@
         </w:tc>
         <w:tc>
           <w:tcPr>
-            <w:tcW w:w="3118" w:type="dxa"/>
+            <w:tcW w:w="3119" w:type="dxa"/>
             <w:tcBorders>
               <w:top w:val="single" w:sz="10" w:space="0" w:color="000000"/>
               <w:start w:val="single" w:sz="10" w:space="0" w:color="000000"/>
@@ -937,7 +962,7 @@
         <w:trPr/>
         <w:tc>
           <w:tcPr>
-            <w:tcW w:w="7082" w:type="dxa"/>
+            <w:tcW w:w="7081" w:type="dxa"/>
             <w:tcBorders>
               <w:top w:val="single" w:sz="10" w:space="0" w:color="000000"/>
               <w:start w:val="single" w:sz="10" w:space="0" w:color="000000"/>
@@ -976,10 +1001,23 @@
                 <w:sz w:val="26"/>
                 <w:szCs w:val="26"/>
                 <w:shd w:fill="auto" w:val="clear"/>
+                <w:vertAlign w:val="subscript"/>
+                <w:lang w:eastAsia="en-US" w:bidi="ar-SA"/>
+              </w:rPr>
+              <w:t>1/4</w:t>
+            </w:r>
+            <w:r>
+              <w:rPr>
+                <w:rFonts w:eastAsia="Times New Roman" w:cs="Times New Roman" w:ascii="Times New Roman" w:hAnsi="Times New Roman"/>
+                <w:color w:val="000000"/>
+                <w:kern w:val="0"/>
+                <w:sz w:val="26"/>
+                <w:szCs w:val="26"/>
+                <w:shd w:fill="auto" w:val="clear"/>
                 <w:vertAlign w:val="superscript"/>
                 <w:lang w:eastAsia="en-US" w:bidi="ar-SA"/>
               </w:rPr>
-              <w:t xml:space="preserve">1/4 </w:t>
+              <w:t xml:space="preserve"> </w:t>
             </w:r>
             <w:r>
               <w:rPr>
@@ -997,7 +1035,7 @@
         </w:tc>
         <w:tc>
           <w:tcPr>
-            <w:tcW w:w="3118" w:type="dxa"/>
+            <w:tcW w:w="3119" w:type="dxa"/>
             <w:tcBorders>
               <w:top w:val="single" w:sz="10" w:space="0" w:color="000000"/>
               <w:start w:val="single" w:sz="10" w:space="0" w:color="000000"/>
@@ -1035,7 +1073,7 @@
         <w:trPr/>
         <w:tc>
           <w:tcPr>
-            <w:tcW w:w="7082" w:type="dxa"/>
+            <w:tcW w:w="7081" w:type="dxa"/>
             <w:tcBorders>
               <w:top w:val="single" w:sz="10" w:space="0" w:color="000000"/>
               <w:start w:val="single" w:sz="10" w:space="0" w:color="000000"/>
@@ -1070,7 +1108,7 @@
         </w:tc>
         <w:tc>
           <w:tcPr>
-            <w:tcW w:w="3118" w:type="dxa"/>
+            <w:tcW w:w="3119" w:type="dxa"/>
             <w:tcBorders>
               <w:top w:val="single" w:sz="10" w:space="0" w:color="000000"/>
               <w:start w:val="single" w:sz="10" w:space="0" w:color="000000"/>
@@ -1109,7 +1147,7 @@
         <w:trPr/>
         <w:tc>
           <w:tcPr>
-            <w:tcW w:w="7082" w:type="dxa"/>
+            <w:tcW w:w="7081" w:type="dxa"/>
             <w:tcBorders>
               <w:top w:val="single" w:sz="10" w:space="0" w:color="000000"/>
               <w:start w:val="single" w:sz="10" w:space="0" w:color="000000"/>
@@ -1144,7 +1182,7 @@
         </w:tc>
         <w:tc>
           <w:tcPr>
-            <w:tcW w:w="3118" w:type="dxa"/>
+            <w:tcW w:w="3119" w:type="dxa"/>
             <w:tcBorders>
               <w:top w:val="single" w:sz="10" w:space="0" w:color="000000"/>
               <w:start w:val="single" w:sz="10" w:space="0" w:color="000000"/>
@@ -1183,7 +1221,7 @@
         <w:trPr/>
         <w:tc>
           <w:tcPr>
-            <w:tcW w:w="7082" w:type="dxa"/>
+            <w:tcW w:w="7081" w:type="dxa"/>
             <w:tcBorders>
               <w:top w:val="single" w:sz="10" w:space="0" w:color="000000"/>
               <w:start w:val="single" w:sz="10" w:space="0" w:color="000000"/>
@@ -1218,7 +1256,7 @@
         </w:tc>
         <w:tc>
           <w:tcPr>
-            <w:tcW w:w="3118" w:type="dxa"/>
+            <w:tcW w:w="3119" w:type="dxa"/>
             <w:tcBorders>
               <w:top w:val="single" w:sz="10" w:space="0" w:color="000000"/>
               <w:start w:val="single" w:sz="10" w:space="0" w:color="000000"/>
@@ -1257,7 +1295,7 @@
         <w:trPr/>
         <w:tc>
           <w:tcPr>
-            <w:tcW w:w="7082" w:type="dxa"/>
+            <w:tcW w:w="7081" w:type="dxa"/>
             <w:tcBorders>
               <w:top w:val="single" w:sz="10" w:space="0" w:color="000000"/>
               <w:start w:val="single" w:sz="10" w:space="0" w:color="000000"/>
@@ -1292,7 +1330,7 @@
         </w:tc>
         <w:tc>
           <w:tcPr>
-            <w:tcW w:w="3118" w:type="dxa"/>
+            <w:tcW w:w="3119" w:type="dxa"/>
             <w:tcBorders>
               <w:top w:val="single" w:sz="10" w:space="0" w:color="000000"/>
               <w:start w:val="single" w:sz="10" w:space="0" w:color="000000"/>
@@ -1372,7 +1410,7 @@
         <w:trPr/>
         <w:tc>
           <w:tcPr>
-            <w:tcW w:w="7082" w:type="dxa"/>
+            <w:tcW w:w="7081" w:type="dxa"/>
             <w:tcBorders>
               <w:top w:val="single" w:sz="10" w:space="0" w:color="000000"/>
               <w:start w:val="single" w:sz="10" w:space="0" w:color="000000"/>
@@ -1407,7 +1445,7 @@
         </w:tc>
         <w:tc>
           <w:tcPr>
-            <w:tcW w:w="3118" w:type="dxa"/>
+            <w:tcW w:w="3119" w:type="dxa"/>
             <w:tcBorders>
               <w:top w:val="single" w:sz="10" w:space="0" w:color="000000"/>
               <w:start w:val="single" w:sz="10" w:space="0" w:color="000000"/>
@@ -1445,7 +1483,7 @@
         <w:trPr/>
         <w:tc>
           <w:tcPr>
-            <w:tcW w:w="7082" w:type="dxa"/>
+            <w:tcW w:w="7081" w:type="dxa"/>
             <w:tcBorders>
               <w:top w:val="single" w:sz="10" w:space="0" w:color="000000"/>
               <w:start w:val="single" w:sz="10" w:space="0" w:color="000000"/>
@@ -1480,7 +1518,7 @@
         </w:tc>
         <w:tc>
           <w:tcPr>
-            <w:tcW w:w="3118" w:type="dxa"/>
+            <w:tcW w:w="3119" w:type="dxa"/>
             <w:tcBorders>
               <w:top w:val="single" w:sz="10" w:space="0" w:color="000000"/>
               <w:start w:val="single" w:sz="10" w:space="0" w:color="000000"/>
@@ -1518,7 +1556,7 @@
         <w:trPr/>
         <w:tc>
           <w:tcPr>
-            <w:tcW w:w="7082" w:type="dxa"/>
+            <w:tcW w:w="7081" w:type="dxa"/>
             <w:tcBorders>
               <w:top w:val="single" w:sz="10" w:space="0" w:color="000000"/>
               <w:start w:val="single" w:sz="10" w:space="0" w:color="000000"/>
@@ -1553,7 +1591,7 @@
         </w:tc>
         <w:tc>
           <w:tcPr>
-            <w:tcW w:w="3118" w:type="dxa"/>
+            <w:tcW w:w="3119" w:type="dxa"/>
             <w:tcBorders>
               <w:top w:val="single" w:sz="10" w:space="0" w:color="000000"/>
               <w:start w:val="single" w:sz="10" w:space="0" w:color="000000"/>
@@ -1591,7 +1629,7 @@
         <w:trPr/>
         <w:tc>
           <w:tcPr>
-            <w:tcW w:w="7082" w:type="dxa"/>
+            <w:tcW w:w="7081" w:type="dxa"/>
             <w:tcBorders>
               <w:top w:val="single" w:sz="10" w:space="0" w:color="000000"/>
               <w:start w:val="single" w:sz="10" w:space="0" w:color="000000"/>
@@ -1626,7 +1664,7 @@
         </w:tc>
         <w:tc>
           <w:tcPr>
-            <w:tcW w:w="3118" w:type="dxa"/>
+            <w:tcW w:w="3119" w:type="dxa"/>
             <w:tcBorders>
               <w:top w:val="single" w:sz="10" w:space="0" w:color="000000"/>
               <w:start w:val="single" w:sz="10" w:space="0" w:color="000000"/>
@@ -1664,7 +1702,7 @@
         <w:trPr/>
         <w:tc>
           <w:tcPr>
-            <w:tcW w:w="7082" w:type="dxa"/>
+            <w:tcW w:w="7081" w:type="dxa"/>
             <w:tcBorders>
               <w:top w:val="single" w:sz="10" w:space="0" w:color="000000"/>
               <w:start w:val="single" w:sz="10" w:space="0" w:color="000000"/>
@@ -1699,7 +1737,7 @@
         </w:tc>
         <w:tc>
           <w:tcPr>
-            <w:tcW w:w="3118" w:type="dxa"/>
+            <w:tcW w:w="3119" w:type="dxa"/>
             <w:tcBorders>
               <w:top w:val="single" w:sz="10" w:space="0" w:color="000000"/>
               <w:start w:val="single" w:sz="10" w:space="0" w:color="000000"/>
@@ -1737,7 +1775,7 @@
         <w:trPr/>
         <w:tc>
           <w:tcPr>
-            <w:tcW w:w="7082" w:type="dxa"/>
+            <w:tcW w:w="7081" w:type="dxa"/>
             <w:tcBorders>
               <w:top w:val="single" w:sz="10" w:space="0" w:color="000000"/>
               <w:start w:val="single" w:sz="10" w:space="0" w:color="000000"/>
@@ -1772,7 +1810,7 @@
         </w:tc>
         <w:tc>
           <w:tcPr>
-            <w:tcW w:w="3118" w:type="dxa"/>
+            <w:tcW w:w="3119" w:type="dxa"/>
             <w:tcBorders>
               <w:top w:val="single" w:sz="10" w:space="0" w:color="000000"/>
               <w:start w:val="single" w:sz="10" w:space="0" w:color="000000"/>
@@ -1810,7 +1848,7 @@
         <w:trPr/>
         <w:tc>
           <w:tcPr>
-            <w:tcW w:w="7082" w:type="dxa"/>
+            <w:tcW w:w="7081" w:type="dxa"/>
             <w:tcBorders>
               <w:top w:val="single" w:sz="10" w:space="0" w:color="000000"/>
               <w:start w:val="single" w:sz="10" w:space="0" w:color="000000"/>
@@ -1845,7 +1883,7 @@
         </w:tc>
         <w:tc>
           <w:tcPr>
-            <w:tcW w:w="3118" w:type="dxa"/>
+            <w:tcW w:w="3119" w:type="dxa"/>
             <w:tcBorders>
               <w:top w:val="single" w:sz="10" w:space="0" w:color="000000"/>
               <w:start w:val="single" w:sz="10" w:space="0" w:color="000000"/>
@@ -1883,7 +1921,7 @@
         <w:trPr/>
         <w:tc>
           <w:tcPr>
-            <w:tcW w:w="7082" w:type="dxa"/>
+            <w:tcW w:w="7081" w:type="dxa"/>
             <w:tcBorders>
               <w:top w:val="single" w:sz="10" w:space="0" w:color="000000"/>
               <w:start w:val="single" w:sz="10" w:space="0" w:color="000000"/>
@@ -1918,7 +1956,7 @@
         </w:tc>
         <w:tc>
           <w:tcPr>
-            <w:tcW w:w="3118" w:type="dxa"/>
+            <w:tcW w:w="3119" w:type="dxa"/>
             <w:tcBorders>
               <w:top w:val="single" w:sz="10" w:space="0" w:color="000000"/>
               <w:start w:val="single" w:sz="10" w:space="0" w:color="000000"/>
@@ -1956,7 +1994,7 @@
         <w:trPr/>
         <w:tc>
           <w:tcPr>
-            <w:tcW w:w="7082" w:type="dxa"/>
+            <w:tcW w:w="7081" w:type="dxa"/>
             <w:tcBorders>
               <w:top w:val="single" w:sz="10" w:space="0" w:color="000000"/>
               <w:start w:val="single" w:sz="10" w:space="0" w:color="000000"/>
@@ -1991,7 +2029,7 @@
         </w:tc>
         <w:tc>
           <w:tcPr>
-            <w:tcW w:w="3118" w:type="dxa"/>
+            <w:tcW w:w="3119" w:type="dxa"/>
             <w:tcBorders>
               <w:top w:val="single" w:sz="10" w:space="0" w:color="000000"/>
               <w:start w:val="single" w:sz="10" w:space="0" w:color="000000"/>
@@ -2070,7 +2108,7 @@
         <w:trPr/>
         <w:tc>
           <w:tcPr>
-            <w:tcW w:w="7082" w:type="dxa"/>
+            <w:tcW w:w="7081" w:type="dxa"/>
             <w:tcBorders>
               <w:top w:val="single" w:sz="10" w:space="0" w:color="000000"/>
               <w:start w:val="single" w:sz="10" w:space="0" w:color="000000"/>
@@ -2166,7 +2204,7 @@
         </w:tc>
         <w:tc>
           <w:tcPr>
-            <w:tcW w:w="3118" w:type="dxa"/>
+            <w:tcW w:w="3119" w:type="dxa"/>
             <w:tcBorders>
               <w:top w:val="single" w:sz="10" w:space="0" w:color="000000"/>
               <w:start w:val="single" w:sz="10" w:space="0" w:color="000000"/>
@@ -2204,7 +2242,7 @@
         <w:trPr/>
         <w:tc>
           <w:tcPr>
-            <w:tcW w:w="7082" w:type="dxa"/>
+            <w:tcW w:w="7081" w:type="dxa"/>
             <w:tcBorders>
               <w:top w:val="single" w:sz="10" w:space="0" w:color="000000"/>
               <w:start w:val="single" w:sz="10" w:space="0" w:color="000000"/>
@@ -2300,7 +2338,7 @@
         </w:tc>
         <w:tc>
           <w:tcPr>
-            <w:tcW w:w="3118" w:type="dxa"/>
+            <w:tcW w:w="3119" w:type="dxa"/>
             <w:tcBorders>
               <w:top w:val="single" w:sz="10" w:space="0" w:color="000000"/>
               <w:start w:val="single" w:sz="10" w:space="0" w:color="000000"/>
@@ -2338,7 +2376,7 @@
         <w:trPr/>
         <w:tc>
           <w:tcPr>
-            <w:tcW w:w="7082" w:type="dxa"/>
+            <w:tcW w:w="7081" w:type="dxa"/>
             <w:tcBorders>
               <w:top w:val="single" w:sz="10" w:space="0" w:color="000000"/>
               <w:start w:val="single" w:sz="10" w:space="0" w:color="000000"/>
@@ -2405,7 +2443,7 @@
         </w:tc>
         <w:tc>
           <w:tcPr>
-            <w:tcW w:w="3118" w:type="dxa"/>
+            <w:tcW w:w="3119" w:type="dxa"/>
             <w:tcBorders>
               <w:top w:val="single" w:sz="10" w:space="0" w:color="000000"/>
               <w:start w:val="single" w:sz="10" w:space="0" w:color="000000"/>
@@ -2484,7 +2522,7 @@
         <w:trPr/>
         <w:tc>
           <w:tcPr>
-            <w:tcW w:w="7082" w:type="dxa"/>
+            <w:tcW w:w="7081" w:type="dxa"/>
             <w:tcBorders>
               <w:top w:val="single" w:sz="10" w:space="0" w:color="000000"/>
               <w:start w:val="single" w:sz="10" w:space="0" w:color="000000"/>
@@ -2518,7 +2556,7 @@
         </w:tc>
         <w:tc>
           <w:tcPr>
-            <w:tcW w:w="3118" w:type="dxa"/>
+            <w:tcW w:w="3119" w:type="dxa"/>
             <w:tcBorders>
               <w:top w:val="single" w:sz="10" w:space="0" w:color="000000"/>
               <w:start w:val="single" w:sz="10" w:space="0" w:color="000000"/>
@@ -2556,7 +2594,7 @@
         <w:trPr/>
         <w:tc>
           <w:tcPr>
-            <w:tcW w:w="7082" w:type="dxa"/>
+            <w:tcW w:w="7081" w:type="dxa"/>
             <w:tcBorders>
               <w:top w:val="single" w:sz="10" w:space="0" w:color="000000"/>
               <w:start w:val="single" w:sz="10" w:space="0" w:color="000000"/>
@@ -2590,7 +2628,7 @@
         </w:tc>
         <w:tc>
           <w:tcPr>
-            <w:tcW w:w="3118" w:type="dxa"/>
+            <w:tcW w:w="3119" w:type="dxa"/>
             <w:tcBorders>
               <w:top w:val="single" w:sz="10" w:space="0" w:color="000000"/>
               <w:start w:val="single" w:sz="10" w:space="0" w:color="000000"/>
@@ -2628,7 +2666,7 @@
         <w:trPr/>
         <w:tc>
           <w:tcPr>
-            <w:tcW w:w="7082" w:type="dxa"/>
+            <w:tcW w:w="7081" w:type="dxa"/>
             <w:tcBorders>
               <w:top w:val="single" w:sz="10" w:space="0" w:color="000000"/>
               <w:start w:val="single" w:sz="10" w:space="0" w:color="000000"/>
@@ -2662,7 +2700,7 @@
         </w:tc>
         <w:tc>
           <w:tcPr>
-            <w:tcW w:w="3118" w:type="dxa"/>
+            <w:tcW w:w="3119" w:type="dxa"/>
             <w:tcBorders>
               <w:top w:val="single" w:sz="10" w:space="0" w:color="000000"/>
               <w:start w:val="single" w:sz="10" w:space="0" w:color="000000"/>
@@ -2700,7 +2738,7 @@
         <w:trPr/>
         <w:tc>
           <w:tcPr>
-            <w:tcW w:w="7082" w:type="dxa"/>
+            <w:tcW w:w="7081" w:type="dxa"/>
             <w:tcBorders>
               <w:top w:val="single" w:sz="10" w:space="0" w:color="000000"/>
               <w:start w:val="single" w:sz="10" w:space="0" w:color="000000"/>
@@ -2735,7 +2773,7 @@
         </w:tc>
         <w:tc>
           <w:tcPr>
-            <w:tcW w:w="3118" w:type="dxa"/>
+            <w:tcW w:w="3119" w:type="dxa"/>
             <w:tcBorders>
               <w:top w:val="single" w:sz="10" w:space="0" w:color="000000"/>
               <w:start w:val="single" w:sz="10" w:space="0" w:color="000000"/>
@@ -2814,7 +2852,7 @@
         <w:trPr/>
         <w:tc>
           <w:tcPr>
-            <w:tcW w:w="7082" w:type="dxa"/>
+            <w:tcW w:w="7081" w:type="dxa"/>
             <w:tcBorders>
               <w:top w:val="single" w:sz="10" w:space="0" w:color="000000"/>
               <w:start w:val="single" w:sz="10" w:space="0" w:color="000000"/>
@@ -2849,7 +2887,7 @@
         </w:tc>
         <w:tc>
           <w:tcPr>
-            <w:tcW w:w="3118" w:type="dxa"/>
+            <w:tcW w:w="3119" w:type="dxa"/>
             <w:tcBorders>
               <w:top w:val="single" w:sz="10" w:space="0" w:color="000000"/>
               <w:start w:val="single" w:sz="10" w:space="0" w:color="000000"/>
@@ -2937,7 +2975,7 @@
         <w:trPr/>
         <w:tc>
           <w:tcPr>
-            <w:tcW w:w="7082" w:type="dxa"/>
+            <w:tcW w:w="7081" w:type="dxa"/>
             <w:tcBorders>
               <w:top w:val="single" w:sz="10" w:space="0" w:color="000000"/>
               <w:start w:val="single" w:sz="10" w:space="0" w:color="000000"/>
@@ -2972,7 +3010,7 @@
         </w:tc>
         <w:tc>
           <w:tcPr>
-            <w:tcW w:w="3118" w:type="dxa"/>
+            <w:tcW w:w="3119" w:type="dxa"/>
             <w:tcBorders>
               <w:top w:val="single" w:sz="10" w:space="0" w:color="000000"/>
               <w:start w:val="single" w:sz="10" w:space="0" w:color="000000"/>
@@ -3010,7 +3048,7 @@
         <w:trPr/>
         <w:tc>
           <w:tcPr>
-            <w:tcW w:w="7082" w:type="dxa"/>
+            <w:tcW w:w="7081" w:type="dxa"/>
             <w:tcBorders>
               <w:top w:val="single" w:sz="10" w:space="0" w:color="000000"/>
               <w:start w:val="single" w:sz="10" w:space="0" w:color="000000"/>
@@ -3045,7 +3083,7 @@
         </w:tc>
         <w:tc>
           <w:tcPr>
-            <w:tcW w:w="3118" w:type="dxa"/>
+            <w:tcW w:w="3119" w:type="dxa"/>
             <w:tcBorders>
               <w:top w:val="single" w:sz="10" w:space="0" w:color="000000"/>
               <w:start w:val="single" w:sz="10" w:space="0" w:color="000000"/>
@@ -3711,6 +3749,13 @@
       <w:lang w:val="en-US" w:eastAsia="en-US"/>
     </w:rPr>
   </w:style>
+  <w:style w:type="paragraph" w:styleId="Style16">
+    <w:name w:val="Вміст рамки"/>
+    <w:basedOn w:val="Normal"/>
+    <w:qFormat/>
+    <w:pPr/>
+    <w:rPr/>
+  </w:style>
   <w:style w:type="paragraph" w:styleId="user2">
     <w:name w:val="Вміст рамки (user)"/>
     <w:basedOn w:val="Normal"/>
@@ -3718,12 +3763,28 @@
     <w:pPr/>
     <w:rPr/>
   </w:style>
-  <w:style w:type="paragraph" w:styleId="Style16">
-    <w:name w:val="Вміст рамки"/>
+  <w:style w:type="paragraph" w:styleId="user3">
+    <w:name w:val="Вміст таблиці (user)"/>
     <w:basedOn w:val="Normal"/>
     <w:qFormat/>
-    <w:pPr/>
+    <w:pPr>
+      <w:widowControl w:val="false"/>
+      <w:suppressLineNumbers/>
+    </w:pPr>
     <w:rPr/>
+  </w:style>
+  <w:style w:type="paragraph" w:styleId="user4">
+    <w:name w:val="Заголовок таблиці (user)"/>
+    <w:basedOn w:val="user3"/>
+    <w:qFormat/>
+    <w:pPr>
+      <w:suppressLineNumbers/>
+      <w:jc w:val="center"/>
+    </w:pPr>
+    <w:rPr>
+      <w:b/>
+      <w:bCs/>
+    </w:rPr>
   </w:style>
   <w:style w:type="paragraph" w:styleId="Style17">
     <w:name w:val="Вміст таблиці"/>
@@ -3748,31 +3809,8 @@
       <w:bCs/>
     </w:rPr>
   </w:style>
-  <w:style w:type="paragraph" w:styleId="user3">
-    <w:name w:val="Вміст таблиці (user)"/>
-    <w:basedOn w:val="Normal"/>
-    <w:qFormat/>
-    <w:pPr>
-      <w:widowControl w:val="false"/>
-      <w:suppressLineNumbers/>
-    </w:pPr>
-    <w:rPr/>
-  </w:style>
-  <w:style w:type="paragraph" w:styleId="user4">
-    <w:name w:val="Заголовок таблиці (user)"/>
-    <w:basedOn w:val="user3"/>
-    <w:qFormat/>
-    <w:pPr>
-      <w:suppressLineNumbers/>
-      <w:jc w:val="center"/>
-    </w:pPr>
-    <w:rPr>
-      <w:b/>
-      <w:bCs/>
-    </w:rPr>
-  </w:style>
-  <w:style w:type="numbering" w:styleId="user5" w:default="1">
-    <w:name w:val="Без маркерів (user)"/>
+  <w:style w:type="numbering" w:styleId="Style19" w:default="1">
+    <w:name w:val="Без маркерів"/>
     <w:uiPriority w:val="99"/>
     <w:semiHidden/>
     <w:unhideWhenUsed/>
